--- a/Report.docx
+++ b/Report.docx
@@ -14,7 +14,7 @@
           <w:b/>
           <w:bCs/>
         </w:rPr>
-        <w:t>Loan Repayment Prediction: Machine Learning for Alternative Credit Assessment</w:t>
+        <w:t>Loan Repayment Prediction Using Machine Learning</w:t>
       </w:r>
     </w:p>
     <w:p>
@@ -29,136 +29,12 @@
           <w:b/>
           <w:bCs/>
         </w:rPr>
-        <w:pict w14:anchorId="3E65F98E">
-          <v:rect id="_x0000_i1098" style="width:0;height:1.5pt" o:hralign="center" o:hrstd="t" o:hr="t" fillcolor="#a0a0a0" stroked="f"/>
-        </w:pict>
+        <w:t>Problem Statement</w:t>
       </w:r>
     </w:p>
     <w:p>
-      <w:pPr>
-        <w:rPr>
-          <w:b/>
-          <w:bCs/>
-        </w:rPr>
-      </w:pPr>
       <w:r>
-        <w:rPr>
-          <w:b/>
-          <w:bCs/>
-        </w:rPr>
-        <w:t xml:space="preserve"> Problem Statement</w:t>
-      </w:r>
-    </w:p>
-    <w:p>
-      <w:pPr>
-        <w:numPr>
-          <w:ilvl w:val="0"/>
-          <w:numId w:val="4"/>
-        </w:numPr>
-        <w:rPr>
-          <w:b/>
-          <w:bCs/>
-        </w:rPr>
-      </w:pPr>
-      <w:r>
-        <w:rPr>
-          <w:b/>
-          <w:bCs/>
-        </w:rPr>
-        <w:t>Traditional lenders depend heavily on credit scores to assess repayment ability.</w:t>
-      </w:r>
-    </w:p>
-    <w:p>
-      <w:pPr>
-        <w:numPr>
-          <w:ilvl w:val="0"/>
-          <w:numId w:val="4"/>
-        </w:numPr>
-        <w:rPr>
-          <w:b/>
-          <w:bCs/>
-        </w:rPr>
-      </w:pPr>
-      <w:r>
-        <w:rPr>
-          <w:b/>
-          <w:bCs/>
-        </w:rPr>
-        <w:t>This excludes underbanked groups (students, unemployed, first-time borrowers) lacking credit history.</w:t>
-      </w:r>
-    </w:p>
-    <w:p>
-      <w:pPr>
-        <w:numPr>
-          <w:ilvl w:val="0"/>
-          <w:numId w:val="4"/>
-        </w:numPr>
-        <w:rPr>
-          <w:b/>
-          <w:bCs/>
-        </w:rPr>
-      </w:pPr>
-      <w:r>
-        <w:rPr>
-          <w:b/>
-          <w:bCs/>
-        </w:rPr>
-        <w:t>These groups often resort to high-interest, exploitative lenders.</w:t>
-      </w:r>
-    </w:p>
-    <w:p>
-      <w:pPr>
-        <w:numPr>
-          <w:ilvl w:val="0"/>
-          <w:numId w:val="4"/>
-        </w:numPr>
-        <w:rPr>
-          <w:b/>
-          <w:bCs/>
-        </w:rPr>
-      </w:pPr>
-      <w:r>
-        <w:rPr>
-          <w:b/>
-          <w:bCs/>
-        </w:rPr>
-        <w:t>The project aims to predict loan repayment ability using alternative features like employment, income, and payment history — not just credit scores.</w:t>
-      </w:r>
-    </w:p>
-    <w:p>
-      <w:pPr>
-        <w:numPr>
-          <w:ilvl w:val="0"/>
-          <w:numId w:val="4"/>
-        </w:numPr>
-        <w:rPr>
-          <w:b/>
-          <w:bCs/>
-        </w:rPr>
-      </w:pPr>
-      <w:r>
-        <w:rPr>
-          <w:b/>
-          <w:bCs/>
-        </w:rPr>
-        <w:t>Goal: Promote financial inclusion through data-driven lending.</w:t>
-      </w:r>
-    </w:p>
-    <w:p>
-      <w:pPr>
-        <w:rPr>
-          <w:b/>
-          <w:bCs/>
-        </w:rPr>
-      </w:pPr>
-      <w:r>
-        <w:rPr>
-          <w:b/>
-          <w:bCs/>
-        </w:rPr>
-        <w:pict w14:anchorId="6923A34F">
-          <v:rect id="_x0000_i1099" style="width:0;height:1.5pt" o:hralign="center" o:hrstd="t" o:hr="t" fillcolor="#a0a0a0" stroked="f"/>
-        </w:pict>
+        <w:t>Credit accessibility remains limited for underbanked populations who lack traditional credit histories. This project addresses the need to predict loan repayment ability using alternative features beyond conventional credit scores. Using the Home Credit Default Risk dataset (307,511 applications), we built a machine learning system to evaluate creditworthiness and identify key repayment predictors, enabling fairer lending decisions for underserved borrowers.</w:t>
       </w:r>
     </w:p>
     <w:p>
@@ -177,11 +53,18 @@
       </w:r>
     </w:p>
     <w:p>
-      <w:pPr>
-        <w:numPr>
-          <w:ilvl w:val="0"/>
-          <w:numId w:val="5"/>
-        </w:numPr>
+      <w:r>
+        <w:t>We implemented a comprehensive machine learning pipeline addressing three primary challenges: data integration, class imbalance, and model selection. First, we merged seven related datasets (application history, credit bureau records, payment history, and card balances) using customer identifiers, consolidating 207 columns into 651 engineered features. To handle severe class imbalance (91.9% repayment vs. 8.1% default), we applied stratified down</w:t>
+      </w:r>
+      <w:r>
+        <w:t xml:space="preserve"> </w:t>
+      </w:r>
+      <w:r>
+        <w:t>sampling to create a balanced training set. We then evaluated six classification algorithms—Logistic Regression, Decision Tree, KNN, Random Forest, SVM, and Artificial Neural Networks—using a standardized evaluation framework with accuracy, precision, recall, F1-score, and ROC-AUC metrics. Additionally, we explored K-Means clustering to identify distinct borrower segments and train cluster-specific models.</w:t>
+      </w:r>
+    </w:p>
+    <w:p>
+      <w:pPr>
         <w:rPr>
           <w:b/>
           <w:bCs/>
@@ -192,15 +75,16 @@
           <w:b/>
           <w:bCs/>
         </w:rPr>
-        <w:t>Dataset Used: Home Credit Default Risk (307,511 applications, 122 raw features).</w:t>
+        <w:t>Implementation</w:t>
       </w:r>
     </w:p>
     <w:p>
-      <w:pPr>
-        <w:numPr>
-          <w:ilvl w:val="0"/>
-          <w:numId w:val="5"/>
-        </w:numPr>
+      <w:r>
+        <w:t>The solution was developed in Python using scikit-learn, pandas, and TensorFlow with GPU acceleration. Data preprocessing included handling missing values (removing columns with &gt;30% missingness, mean imputation for remainder), label encoding categorical variables, and StandardScaler normalization. We used an 80/20 stratified train-test split on the balanced dataset (24,825 samples per class). Six models were trained and evaluated, with SVM trained on a 5K sample subset for computational efficiency. Feature importance analysis identified employment status (days employed) and age as the strongest repayment predictors.</w:t>
+      </w:r>
+    </w:p>
+    <w:p>
+      <w:pPr>
         <w:rPr>
           <w:b/>
           <w:bCs/>
@@ -211,34 +95,35 @@
           <w:b/>
           <w:bCs/>
         </w:rPr>
-        <w:t>Steps:</w:t>
+        <w:t>Results and Conclusions</w:t>
       </w:r>
     </w:p>
     <w:p>
-      <w:pPr>
-        <w:numPr>
-          <w:ilvl w:val="1"/>
-          <w:numId w:val="5"/>
-        </w:numPr>
-        <w:rPr>
-          <w:b/>
-          <w:bCs/>
-        </w:rPr>
-      </w:pPr>
       <w:r>
         <w:rPr>
           <w:b/>
           <w:bCs/>
         </w:rPr>
-        <w:t>Data Preprocessing:</w:t>
+        <w:t>Logistic Regression emerged as the optimal model</w:t>
+      </w:r>
+      <w:r>
+        <w:t>, achieving 69.97% accuracy and 0.763 ROC-AUC with the fastest inference time (12.93 seconds). ANN and Random Forest followed closely with comparable performance. Notably, clustering analysis revealed heterogeneous borrower populations—Cluster 2 achieved 70.44% accuracy versus Cluster 1's 68.19%, suggesting segment-specific models can offer marginal improvements. Key insights include employment stability and age as critical repayment factors, and that down</w:t>
+      </w:r>
+      <w:r>
+        <w:t xml:space="preserve"> </w:t>
+      </w:r>
+      <w:r>
+        <w:t>sampling outperformed up</w:t>
+      </w:r>
+      <w:r>
+        <w:t xml:space="preserve"> </w:t>
+      </w:r>
+      <w:r>
+        <w:t>sampling for class imbalance.</w:t>
       </w:r>
     </w:p>
     <w:p>
       <w:pPr>
-        <w:numPr>
-          <w:ilvl w:val="2"/>
-          <w:numId w:val="5"/>
-        </w:numPr>
         <w:rPr>
           <w:b/>
           <w:bCs/>
@@ -249,1433 +134,15 @@
           <w:b/>
           <w:bCs/>
         </w:rPr>
-        <w:t>Merged 7 data sources using client IDs.</w:t>
+        <w:t>Challenges and Limitations</w:t>
       </w:r>
     </w:p>
     <w:p>
-      <w:pPr>
-        <w:numPr>
-          <w:ilvl w:val="2"/>
-          <w:numId w:val="5"/>
-        </w:numPr>
-        <w:rPr>
-          <w:b/>
-          <w:bCs/>
-        </w:rPr>
-      </w:pPr>
       <w:r>
-        <w:rPr>
-          <w:b/>
-          <w:bCs/>
-        </w:rPr>
-        <w:t>Dropped columns with &gt;30% missing values.</w:t>
+        <w:t>The primary challenges included managing a highly imbalanced dataset, reconciling features from different time periods that introduced temporal inconsistencies, and computational constraints requiring SVM sample reduction. Some external source features (EXT_SOURCE_1/2/3) lacked documentation, limiting interpretability. The inherent class imbalance (8% positive instances) constrains maximum achievable performance. Despite these limitations, the model successfully provides actionable insights for credit decisions, balancing accuracy with interpretability for practical lending applications.</w:t>
       </w:r>
     </w:p>
-    <w:p>
-      <w:pPr>
-        <w:numPr>
-          <w:ilvl w:val="2"/>
-          <w:numId w:val="5"/>
-        </w:numPr>
-        <w:rPr>
-          <w:b/>
-          <w:bCs/>
-        </w:rPr>
-      </w:pPr>
-      <w:r>
-        <w:rPr>
-          <w:b/>
-          <w:bCs/>
-        </w:rPr>
-        <w:t>Label-encoded categorical variables.</w:t>
-      </w:r>
-    </w:p>
-    <w:p>
-      <w:pPr>
-        <w:numPr>
-          <w:ilvl w:val="2"/>
-          <w:numId w:val="5"/>
-        </w:numPr>
-        <w:rPr>
-          <w:b/>
-          <w:bCs/>
-        </w:rPr>
-      </w:pPr>
-      <w:r>
-        <w:rPr>
-          <w:b/>
-          <w:bCs/>
-        </w:rPr>
-        <w:t>Normalized engineered features (total 651).</w:t>
-      </w:r>
-    </w:p>
-    <w:p>
-      <w:pPr>
-        <w:numPr>
-          <w:ilvl w:val="1"/>
-          <w:numId w:val="5"/>
-        </w:numPr>
-        <w:rPr>
-          <w:b/>
-          <w:bCs/>
-        </w:rPr>
-      </w:pPr>
-      <w:r>
-        <w:rPr>
-          <w:b/>
-          <w:bCs/>
-        </w:rPr>
-        <w:t>Class Imbalance Mitigation:</w:t>
-      </w:r>
-    </w:p>
-    <w:p>
-      <w:pPr>
-        <w:numPr>
-          <w:ilvl w:val="2"/>
-          <w:numId w:val="5"/>
-        </w:numPr>
-        <w:rPr>
-          <w:b/>
-          <w:bCs/>
-        </w:rPr>
-      </w:pPr>
-      <w:r>
-        <w:rPr>
-          <w:b/>
-          <w:bCs/>
-        </w:rPr>
-        <w:t>Target class imbalance: 91.9% negative → 8.1% positive.</w:t>
-      </w:r>
-    </w:p>
-    <w:p>
-      <w:pPr>
-        <w:numPr>
-          <w:ilvl w:val="2"/>
-          <w:numId w:val="5"/>
-        </w:numPr>
-        <w:rPr>
-          <w:b/>
-          <w:bCs/>
-        </w:rPr>
-      </w:pPr>
-      <w:r>
-        <w:rPr>
-          <w:b/>
-          <w:bCs/>
-        </w:rPr>
-        <w:t>Used down-sampling to achieve 1:1 ratio for balanced training.</w:t>
-      </w:r>
-    </w:p>
-    <w:p>
-      <w:pPr>
-        <w:numPr>
-          <w:ilvl w:val="1"/>
-          <w:numId w:val="5"/>
-        </w:numPr>
-        <w:rPr>
-          <w:b/>
-          <w:bCs/>
-        </w:rPr>
-      </w:pPr>
-      <w:r>
-        <w:rPr>
-          <w:b/>
-          <w:bCs/>
-        </w:rPr>
-        <w:t>Multi-Model Evaluation:</w:t>
-      </w:r>
-    </w:p>
-    <w:p>
-      <w:pPr>
-        <w:numPr>
-          <w:ilvl w:val="2"/>
-          <w:numId w:val="5"/>
-        </w:numPr>
-        <w:rPr>
-          <w:b/>
-          <w:bCs/>
-        </w:rPr>
-      </w:pPr>
-      <w:r>
-        <w:rPr>
-          <w:b/>
-          <w:bCs/>
-        </w:rPr>
-        <w:t>Trained 6 algorithms:</w:t>
-      </w:r>
-    </w:p>
-    <w:p>
-      <w:pPr>
-        <w:numPr>
-          <w:ilvl w:val="3"/>
-          <w:numId w:val="5"/>
-        </w:numPr>
-        <w:rPr>
-          <w:b/>
-          <w:bCs/>
-        </w:rPr>
-      </w:pPr>
-      <w:r>
-        <w:rPr>
-          <w:b/>
-          <w:bCs/>
-        </w:rPr>
-        <w:t>Logistic Regression</w:t>
-      </w:r>
-    </w:p>
-    <w:p>
-      <w:pPr>
-        <w:numPr>
-          <w:ilvl w:val="3"/>
-          <w:numId w:val="5"/>
-        </w:numPr>
-        <w:rPr>
-          <w:b/>
-          <w:bCs/>
-        </w:rPr>
-      </w:pPr>
-      <w:r>
-        <w:rPr>
-          <w:b/>
-          <w:bCs/>
-        </w:rPr>
-        <w:t>Decision Tree</w:t>
-      </w:r>
-    </w:p>
-    <w:p>
-      <w:pPr>
-        <w:numPr>
-          <w:ilvl w:val="3"/>
-          <w:numId w:val="5"/>
-        </w:numPr>
-        <w:rPr>
-          <w:b/>
-          <w:bCs/>
-        </w:rPr>
-      </w:pPr>
-      <w:r>
-        <w:rPr>
-          <w:b/>
-          <w:bCs/>
-        </w:rPr>
-        <w:t xml:space="preserve">K-Nearest </w:t>
-      </w:r>
-      <w:proofErr w:type="spellStart"/>
-      <w:r>
-        <w:rPr>
-          <w:b/>
-          <w:bCs/>
-        </w:rPr>
-        <w:t>Neighbors</w:t>
-      </w:r>
-      <w:proofErr w:type="spellEnd"/>
-      <w:r>
-        <w:rPr>
-          <w:b/>
-          <w:bCs/>
-        </w:rPr>
-        <w:t xml:space="preserve"> (KNN)</w:t>
-      </w:r>
-    </w:p>
-    <w:p>
-      <w:pPr>
-        <w:numPr>
-          <w:ilvl w:val="3"/>
-          <w:numId w:val="5"/>
-        </w:numPr>
-        <w:rPr>
-          <w:b/>
-          <w:bCs/>
-        </w:rPr>
-      </w:pPr>
-      <w:r>
-        <w:rPr>
-          <w:b/>
-          <w:bCs/>
-        </w:rPr>
-        <w:t>Random Forest</w:t>
-      </w:r>
-    </w:p>
-    <w:p>
-      <w:pPr>
-        <w:numPr>
-          <w:ilvl w:val="3"/>
-          <w:numId w:val="5"/>
-        </w:numPr>
-        <w:rPr>
-          <w:b/>
-          <w:bCs/>
-        </w:rPr>
-      </w:pPr>
-      <w:r>
-        <w:rPr>
-          <w:b/>
-          <w:bCs/>
-        </w:rPr>
-        <w:t>Support Vector Machine (SVM)</w:t>
-      </w:r>
-    </w:p>
-    <w:p>
-      <w:pPr>
-        <w:numPr>
-          <w:ilvl w:val="3"/>
-          <w:numId w:val="5"/>
-        </w:numPr>
-        <w:rPr>
-          <w:b/>
-          <w:bCs/>
-        </w:rPr>
-      </w:pPr>
-      <w:r>
-        <w:rPr>
-          <w:b/>
-          <w:bCs/>
-        </w:rPr>
-        <w:t>Artificial Neural Network (ANN)</w:t>
-      </w:r>
-    </w:p>
-    <w:p>
-      <w:pPr>
-        <w:numPr>
-          <w:ilvl w:val="2"/>
-          <w:numId w:val="5"/>
-        </w:numPr>
-        <w:rPr>
-          <w:b/>
-          <w:bCs/>
-        </w:rPr>
-      </w:pPr>
-      <w:r>
-        <w:rPr>
-          <w:b/>
-          <w:bCs/>
-        </w:rPr>
-        <w:t>Dataset split: 39,720 train / 9,930 test samples.</w:t>
-      </w:r>
-    </w:p>
-    <w:p>
-      <w:pPr>
-        <w:numPr>
-          <w:ilvl w:val="1"/>
-          <w:numId w:val="5"/>
-        </w:numPr>
-        <w:rPr>
-          <w:b/>
-          <w:bCs/>
-        </w:rPr>
-      </w:pPr>
-      <w:r>
-        <w:rPr>
-          <w:b/>
-          <w:bCs/>
-        </w:rPr>
-        <w:t>Clustering Analysis:</w:t>
-      </w:r>
-    </w:p>
-    <w:p>
-      <w:pPr>
-        <w:numPr>
-          <w:ilvl w:val="2"/>
-          <w:numId w:val="5"/>
-        </w:numPr>
-        <w:rPr>
-          <w:b/>
-          <w:bCs/>
-        </w:rPr>
-      </w:pPr>
-      <w:r>
-        <w:rPr>
-          <w:b/>
-          <w:bCs/>
-        </w:rPr>
-        <w:lastRenderedPageBreak/>
-        <w:t>Applied K-Means (k=4) to segment borrowers.</w:t>
-      </w:r>
-    </w:p>
-    <w:p>
-      <w:pPr>
-        <w:numPr>
-          <w:ilvl w:val="2"/>
-          <w:numId w:val="5"/>
-        </w:numPr>
-        <w:rPr>
-          <w:b/>
-          <w:bCs/>
-        </w:rPr>
-      </w:pPr>
-      <w:r>
-        <w:rPr>
-          <w:b/>
-          <w:bCs/>
-        </w:rPr>
-        <w:t>Trained cluster-specific models for tailored predictions.</w:t>
-      </w:r>
-    </w:p>
-    <w:p>
-      <w:pPr>
-        <w:numPr>
-          <w:ilvl w:val="1"/>
-          <w:numId w:val="5"/>
-        </w:numPr>
-        <w:rPr>
-          <w:b/>
-          <w:bCs/>
-        </w:rPr>
-      </w:pPr>
-      <w:r>
-        <w:rPr>
-          <w:b/>
-          <w:bCs/>
-        </w:rPr>
-        <w:t>Feature Importance:</w:t>
-      </w:r>
-    </w:p>
-    <w:p>
-      <w:pPr>
-        <w:numPr>
-          <w:ilvl w:val="2"/>
-          <w:numId w:val="5"/>
-        </w:numPr>
-        <w:rPr>
-          <w:b/>
-          <w:bCs/>
-        </w:rPr>
-      </w:pPr>
-      <w:r>
-        <w:rPr>
-          <w:b/>
-          <w:bCs/>
-        </w:rPr>
-        <w:t>Extracted top predictors using Random Forest feature importance.</w:t>
-      </w:r>
-    </w:p>
-    <w:p>
-      <w:pPr>
-        <w:rPr>
-          <w:b/>
-          <w:bCs/>
-        </w:rPr>
-      </w:pPr>
-      <w:r>
-        <w:rPr>
-          <w:b/>
-          <w:bCs/>
-        </w:rPr>
-        <w:pict w14:anchorId="173D0F07">
-          <v:rect id="_x0000_i1100" style="width:0;height:1.5pt" o:hralign="center" o:hrstd="t" o:hr="t" fillcolor="#a0a0a0" stroked="f"/>
-        </w:pict>
-      </w:r>
-    </w:p>
-    <w:p>
-      <w:pPr>
-        <w:rPr>
-          <w:b/>
-          <w:bCs/>
-        </w:rPr>
-      </w:pPr>
-      <w:r>
-        <w:rPr>
-          <w:b/>
-          <w:bCs/>
-        </w:rPr>
-        <w:t xml:space="preserve"> Implementation Highlights</w:t>
-      </w:r>
-    </w:p>
-    <w:p>
-      <w:pPr>
-        <w:numPr>
-          <w:ilvl w:val="0"/>
-          <w:numId w:val="6"/>
-        </w:numPr>
-        <w:rPr>
-          <w:b/>
-          <w:bCs/>
-        </w:rPr>
-      </w:pPr>
-      <w:r>
-        <w:rPr>
-          <w:b/>
-          <w:bCs/>
-        </w:rPr>
-        <w:t>Model Results:</w:t>
-      </w:r>
-    </w:p>
-    <w:p>
-      <w:pPr>
-        <w:numPr>
-          <w:ilvl w:val="1"/>
-          <w:numId w:val="6"/>
-        </w:numPr>
-        <w:rPr>
-          <w:b/>
-          <w:bCs/>
-        </w:rPr>
-      </w:pPr>
-      <w:r>
-        <w:rPr>
-          <w:b/>
-          <w:bCs/>
-        </w:rPr>
-        <w:t>Logistic Regression: 69.97% accuracy, 0.75 ROC-AUC (best baseline).</w:t>
-      </w:r>
-    </w:p>
-    <w:p>
-      <w:pPr>
-        <w:numPr>
-          <w:ilvl w:val="1"/>
-          <w:numId w:val="6"/>
-        </w:numPr>
-        <w:rPr>
-          <w:b/>
-          <w:bCs/>
-        </w:rPr>
-      </w:pPr>
-      <w:r>
-        <w:rPr>
-          <w:b/>
-          <w:bCs/>
-        </w:rPr>
-        <w:t>Artificial Neural Network (ANN): 69.15% accuracy, 0.76 ROC-AUC.</w:t>
-      </w:r>
-    </w:p>
-    <w:p>
-      <w:pPr>
-        <w:numPr>
-          <w:ilvl w:val="1"/>
-          <w:numId w:val="6"/>
-        </w:numPr>
-        <w:rPr>
-          <w:b/>
-          <w:bCs/>
-        </w:rPr>
-      </w:pPr>
-      <w:r>
-        <w:rPr>
-          <w:b/>
-          <w:bCs/>
-        </w:rPr>
-        <w:t>Random Forest: 68.23% accuracy.</w:t>
-      </w:r>
-    </w:p>
-    <w:p>
-      <w:pPr>
-        <w:numPr>
-          <w:ilvl w:val="0"/>
-          <w:numId w:val="6"/>
-        </w:numPr>
-        <w:rPr>
-          <w:b/>
-          <w:bCs/>
-        </w:rPr>
-      </w:pPr>
-      <w:r>
-        <w:rPr>
-          <w:b/>
-          <w:bCs/>
-        </w:rPr>
-        <w:t>K-Means Clustering Impact:</w:t>
-      </w:r>
-    </w:p>
-    <w:p>
-      <w:pPr>
-        <w:numPr>
-          <w:ilvl w:val="1"/>
-          <w:numId w:val="6"/>
-        </w:numPr>
-        <w:rPr>
-          <w:b/>
-          <w:bCs/>
-        </w:rPr>
-      </w:pPr>
-      <w:r>
-        <w:rPr>
-          <w:b/>
-          <w:bCs/>
-        </w:rPr>
-        <w:t>Overall accuracy improved to 71.57%.</w:t>
-      </w:r>
-    </w:p>
-    <w:p>
-      <w:pPr>
-        <w:numPr>
-          <w:ilvl w:val="1"/>
-          <w:numId w:val="6"/>
-        </w:numPr>
-        <w:rPr>
-          <w:b/>
-          <w:bCs/>
-        </w:rPr>
-      </w:pPr>
-      <w:r>
-        <w:rPr>
-          <w:b/>
-          <w:bCs/>
-        </w:rPr>
-        <w:t>Cluster 3 achieved 82.34% accuracy, showing strong group-level differences.</w:t>
-      </w:r>
-    </w:p>
-    <w:p>
-      <w:pPr>
-        <w:numPr>
-          <w:ilvl w:val="0"/>
-          <w:numId w:val="6"/>
-        </w:numPr>
-        <w:rPr>
-          <w:b/>
-          <w:bCs/>
-        </w:rPr>
-      </w:pPr>
-      <w:r>
-        <w:rPr>
-          <w:b/>
-          <w:bCs/>
-        </w:rPr>
-        <w:t>Key Predictors:</w:t>
-      </w:r>
-    </w:p>
-    <w:p>
-      <w:pPr>
-        <w:numPr>
-          <w:ilvl w:val="1"/>
-          <w:numId w:val="6"/>
-        </w:numPr>
-        <w:rPr>
-          <w:b/>
-          <w:bCs/>
-        </w:rPr>
-      </w:pPr>
-      <w:r>
-        <w:rPr>
-          <w:b/>
-          <w:bCs/>
-        </w:rPr>
-        <w:t>Employment days (NUM_DAYS_EMPLOYED) – strongest predictor.</w:t>
-      </w:r>
-    </w:p>
-    <w:p>
-      <w:pPr>
-        <w:numPr>
-          <w:ilvl w:val="1"/>
-          <w:numId w:val="6"/>
-        </w:numPr>
-        <w:rPr>
-          <w:b/>
-          <w:bCs/>
-        </w:rPr>
-      </w:pPr>
-      <w:r>
-        <w:rPr>
-          <w:b/>
-          <w:bCs/>
-        </w:rPr>
-        <w:t>Age (DAYS_BIRTH) – second most important.</w:t>
-      </w:r>
-    </w:p>
-    <w:p>
-      <w:pPr>
-        <w:numPr>
-          <w:ilvl w:val="1"/>
-          <w:numId w:val="6"/>
-        </w:numPr>
-        <w:rPr>
-          <w:b/>
-          <w:bCs/>
-        </w:rPr>
-      </w:pPr>
-      <w:r>
-        <w:rPr>
-          <w:b/>
-          <w:bCs/>
-        </w:rPr>
-        <w:t>Income metrics and external source scores also significant.</w:t>
-      </w:r>
-    </w:p>
-    <w:p>
-      <w:pPr>
-        <w:numPr>
-          <w:ilvl w:val="0"/>
-          <w:numId w:val="6"/>
-        </w:numPr>
-        <w:rPr>
-          <w:b/>
-          <w:bCs/>
-        </w:rPr>
-      </w:pPr>
-      <w:r>
-        <w:rPr>
-          <w:b/>
-          <w:bCs/>
-        </w:rPr>
-        <w:t>Optimization:</w:t>
-      </w:r>
-    </w:p>
-    <w:p>
-      <w:pPr>
-        <w:numPr>
-          <w:ilvl w:val="1"/>
-          <w:numId w:val="6"/>
-        </w:numPr>
-        <w:rPr>
-          <w:b/>
-          <w:bCs/>
-        </w:rPr>
-      </w:pPr>
-      <w:r>
-        <w:rPr>
-          <w:b/>
-          <w:bCs/>
-        </w:rPr>
-        <w:t>SVM trained on 5,000-sample subset for faster computation (15+ min → 2 min).</w:t>
-      </w:r>
-    </w:p>
-    <w:p>
-      <w:pPr>
-        <w:numPr>
-          <w:ilvl w:val="1"/>
-          <w:numId w:val="6"/>
-        </w:numPr>
-        <w:rPr>
-          <w:b/>
-          <w:bCs/>
-        </w:rPr>
-      </w:pPr>
-      <w:r>
-        <w:rPr>
-          <w:b/>
-          <w:bCs/>
-        </w:rPr>
-        <w:t>ANN training accelerated using GPU + TensorFlow.</w:t>
-      </w:r>
-    </w:p>
-    <w:p>
-      <w:pPr>
-        <w:rPr>
-          <w:b/>
-          <w:bCs/>
-        </w:rPr>
-      </w:pPr>
-      <w:r>
-        <w:rPr>
-          <w:b/>
-          <w:bCs/>
-        </w:rPr>
-        <w:pict w14:anchorId="1C7646A7">
-          <v:rect id="_x0000_i1101" style="width:0;height:1.5pt" o:hralign="center" o:hrstd="t" o:hr="t" fillcolor="#a0a0a0" stroked="f"/>
-        </w:pict>
-      </w:r>
-    </w:p>
-    <w:p>
-      <w:pPr>
-        <w:rPr>
-          <w:b/>
-          <w:bCs/>
-        </w:rPr>
-      </w:pPr>
-      <w:r>
-        <w:rPr>
-          <w:b/>
-          <w:bCs/>
-        </w:rPr>
-        <w:t xml:space="preserve"> Technical Implementation</w:t>
-      </w:r>
-    </w:p>
-    <w:p>
-      <w:pPr>
-        <w:numPr>
-          <w:ilvl w:val="0"/>
-          <w:numId w:val="7"/>
-        </w:numPr>
-        <w:rPr>
-          <w:b/>
-          <w:bCs/>
-        </w:rPr>
-      </w:pPr>
-      <w:r>
-        <w:rPr>
-          <w:b/>
-          <w:bCs/>
-        </w:rPr>
-        <w:t>Language: Python 3.10</w:t>
-      </w:r>
-    </w:p>
-    <w:p>
-      <w:pPr>
-        <w:numPr>
-          <w:ilvl w:val="0"/>
-          <w:numId w:val="7"/>
-        </w:numPr>
-        <w:rPr>
-          <w:b/>
-          <w:bCs/>
-        </w:rPr>
-      </w:pPr>
-      <w:r>
-        <w:rPr>
-          <w:b/>
-          <w:bCs/>
-        </w:rPr>
-        <w:t>Libraries: pandas, scikit-learn, TensorFlow</w:t>
-      </w:r>
-    </w:p>
-    <w:p>
-      <w:pPr>
-        <w:numPr>
-          <w:ilvl w:val="0"/>
-          <w:numId w:val="7"/>
-        </w:numPr>
-        <w:rPr>
-          <w:b/>
-          <w:bCs/>
-        </w:rPr>
-      </w:pPr>
-      <w:r>
-        <w:rPr>
-          <w:b/>
-          <w:bCs/>
-        </w:rPr>
-        <w:t>Pipeline:</w:t>
-      </w:r>
-    </w:p>
-    <w:p>
-      <w:pPr>
-        <w:numPr>
-          <w:ilvl w:val="1"/>
-          <w:numId w:val="7"/>
-        </w:numPr>
-        <w:rPr>
-          <w:b/>
-          <w:bCs/>
-        </w:rPr>
-      </w:pPr>
-      <w:r>
-        <w:rPr>
-          <w:b/>
-          <w:bCs/>
-        </w:rPr>
-        <w:t>Feature concatenation (7 files)</w:t>
-      </w:r>
-    </w:p>
-    <w:p>
-      <w:pPr>
-        <w:numPr>
-          <w:ilvl w:val="1"/>
-          <w:numId w:val="7"/>
-        </w:numPr>
-        <w:rPr>
-          <w:b/>
-          <w:bCs/>
-        </w:rPr>
-      </w:pPr>
-      <w:r>
-        <w:rPr>
-          <w:b/>
-          <w:bCs/>
-        </w:rPr>
-        <w:t>Missing value handling</w:t>
-      </w:r>
-    </w:p>
-    <w:p>
-      <w:pPr>
-        <w:numPr>
-          <w:ilvl w:val="1"/>
-          <w:numId w:val="7"/>
-        </w:numPr>
-        <w:rPr>
-          <w:b/>
-          <w:bCs/>
-        </w:rPr>
-      </w:pPr>
-      <w:r>
-        <w:rPr>
-          <w:b/>
-          <w:bCs/>
-        </w:rPr>
-        <w:t>Label encoding</w:t>
-      </w:r>
-    </w:p>
-    <w:p>
-      <w:pPr>
-        <w:numPr>
-          <w:ilvl w:val="1"/>
-          <w:numId w:val="7"/>
-        </w:numPr>
-        <w:rPr>
-          <w:b/>
-          <w:bCs/>
-        </w:rPr>
-      </w:pPr>
-      <w:r>
-        <w:rPr>
-          <w:b/>
-          <w:bCs/>
-        </w:rPr>
-        <w:t>Normalization</w:t>
-      </w:r>
-    </w:p>
-    <w:p>
-      <w:pPr>
-        <w:numPr>
-          <w:ilvl w:val="0"/>
-          <w:numId w:val="7"/>
-        </w:numPr>
-        <w:rPr>
-          <w:b/>
-          <w:bCs/>
-        </w:rPr>
-      </w:pPr>
-      <w:r>
-        <w:rPr>
-          <w:b/>
-          <w:bCs/>
-        </w:rPr>
-        <w:t>Evaluation Metrics:</w:t>
-      </w:r>
-    </w:p>
-    <w:p>
-      <w:pPr>
-        <w:numPr>
-          <w:ilvl w:val="1"/>
-          <w:numId w:val="7"/>
-        </w:numPr>
-        <w:rPr>
-          <w:b/>
-          <w:bCs/>
-        </w:rPr>
-      </w:pPr>
-      <w:r>
-        <w:rPr>
-          <w:b/>
-          <w:bCs/>
-        </w:rPr>
-        <w:t>Accuracy, Precision, Recall, F1-Score, ROC-AUC</w:t>
-      </w:r>
-    </w:p>
-    <w:p>
-      <w:pPr>
-        <w:numPr>
-          <w:ilvl w:val="1"/>
-          <w:numId w:val="7"/>
-        </w:numPr>
-        <w:rPr>
-          <w:b/>
-          <w:bCs/>
-        </w:rPr>
-      </w:pPr>
-      <w:r>
-        <w:rPr>
-          <w:b/>
-          <w:bCs/>
-        </w:rPr>
-        <w:lastRenderedPageBreak/>
-        <w:t>Cluster-level metrics for detailed analysis</w:t>
-      </w:r>
-    </w:p>
-    <w:p>
-      <w:pPr>
-        <w:numPr>
-          <w:ilvl w:val="0"/>
-          <w:numId w:val="7"/>
-        </w:numPr>
-        <w:rPr>
-          <w:b/>
-          <w:bCs/>
-        </w:rPr>
-      </w:pPr>
-      <w:r>
-        <w:rPr>
-          <w:b/>
-          <w:bCs/>
-        </w:rPr>
-        <w:t>Outputs Generated:</w:t>
-      </w:r>
-    </w:p>
-    <w:p>
-      <w:pPr>
-        <w:numPr>
-          <w:ilvl w:val="1"/>
-          <w:numId w:val="7"/>
-        </w:numPr>
-        <w:rPr>
-          <w:b/>
-          <w:bCs/>
-        </w:rPr>
-      </w:pPr>
-      <w:r>
-        <w:rPr>
-          <w:b/>
-          <w:bCs/>
-        </w:rPr>
-        <w:t>Model notebooks</w:t>
-      </w:r>
-    </w:p>
-    <w:p>
-      <w:pPr>
-        <w:numPr>
-          <w:ilvl w:val="1"/>
-          <w:numId w:val="7"/>
-        </w:numPr>
-        <w:rPr>
-          <w:b/>
-          <w:bCs/>
-        </w:rPr>
-      </w:pPr>
-      <w:r>
-        <w:rPr>
-          <w:b/>
-          <w:bCs/>
-        </w:rPr>
-        <w:t>ROC curves</w:t>
-      </w:r>
-    </w:p>
-    <w:p>
-      <w:pPr>
-        <w:numPr>
-          <w:ilvl w:val="1"/>
-          <w:numId w:val="7"/>
-        </w:numPr>
-        <w:rPr>
-          <w:b/>
-          <w:bCs/>
-        </w:rPr>
-      </w:pPr>
-      <w:r>
-        <w:rPr>
-          <w:b/>
-          <w:bCs/>
-        </w:rPr>
-        <w:t>Feature importance visualizations</w:t>
-      </w:r>
-    </w:p>
-    <w:p>
-      <w:pPr>
-        <w:numPr>
-          <w:ilvl w:val="1"/>
-          <w:numId w:val="7"/>
-        </w:numPr>
-        <w:rPr>
-          <w:b/>
-          <w:bCs/>
-        </w:rPr>
-      </w:pPr>
-      <w:r>
-        <w:rPr>
-          <w:b/>
-          <w:bCs/>
-        </w:rPr>
-        <w:t>Technical documentation</w:t>
-      </w:r>
-    </w:p>
-    <w:p>
-      <w:pPr>
-        <w:rPr>
-          <w:b/>
-          <w:bCs/>
-        </w:rPr>
-      </w:pPr>
-      <w:r>
-        <w:rPr>
-          <w:b/>
-          <w:bCs/>
-        </w:rPr>
-        <w:pict w14:anchorId="0081369C">
-          <v:rect id="_x0000_i1102" style="width:0;height:1.5pt" o:hralign="center" o:hrstd="t" o:hr="t" fillcolor="#a0a0a0" stroked="f"/>
-        </w:pict>
-      </w:r>
-    </w:p>
-    <w:p>
-      <w:pPr>
-        <w:rPr>
-          <w:b/>
-          <w:bCs/>
-        </w:rPr>
-      </w:pPr>
-      <w:r>
-        <w:rPr>
-          <w:b/>
-          <w:bCs/>
-        </w:rPr>
-        <w:t xml:space="preserve"> Key Conclusions</w:t>
-      </w:r>
-    </w:p>
-    <w:p>
-      <w:pPr>
-        <w:numPr>
-          <w:ilvl w:val="0"/>
-          <w:numId w:val="8"/>
-        </w:numPr>
-        <w:rPr>
-          <w:b/>
-          <w:bCs/>
-        </w:rPr>
-      </w:pPr>
-      <w:r>
-        <w:rPr>
-          <w:b/>
-          <w:bCs/>
-        </w:rPr>
-        <w:t xml:space="preserve">Logistic Regression provided the best </w:t>
-      </w:r>
-      <w:proofErr w:type="spellStart"/>
-      <w:r>
-        <w:rPr>
-          <w:b/>
-          <w:bCs/>
-        </w:rPr>
-        <w:t>tradeoff</w:t>
-      </w:r>
-      <w:proofErr w:type="spellEnd"/>
-      <w:r>
-        <w:rPr>
-          <w:b/>
-          <w:bCs/>
-        </w:rPr>
-        <w:t xml:space="preserve"> between accuracy, interpretability, and efficiency (69.97%, ROC-AUC 0.75).</w:t>
-      </w:r>
-    </w:p>
-    <w:p>
-      <w:pPr>
-        <w:numPr>
-          <w:ilvl w:val="0"/>
-          <w:numId w:val="8"/>
-        </w:numPr>
-        <w:rPr>
-          <w:b/>
-          <w:bCs/>
-        </w:rPr>
-      </w:pPr>
-      <w:r>
-        <w:rPr>
-          <w:b/>
-          <w:bCs/>
-        </w:rPr>
-        <w:t>Cluster-based models improved accuracy by 1.6%, highlighting borrower diversity.</w:t>
-      </w:r>
-    </w:p>
-    <w:p>
-      <w:pPr>
-        <w:numPr>
-          <w:ilvl w:val="0"/>
-          <w:numId w:val="8"/>
-        </w:numPr>
-        <w:rPr>
-          <w:b/>
-          <w:bCs/>
-        </w:rPr>
-      </w:pPr>
-      <w:r>
-        <w:rPr>
-          <w:b/>
-          <w:bCs/>
-        </w:rPr>
-        <w:t>Employment stability and age are critical predictors for repayment ability.</w:t>
-      </w:r>
-    </w:p>
-    <w:p>
-      <w:pPr>
-        <w:numPr>
-          <w:ilvl w:val="0"/>
-          <w:numId w:val="8"/>
-        </w:numPr>
-        <w:rPr>
-          <w:b/>
-          <w:bCs/>
-        </w:rPr>
-      </w:pPr>
-      <w:r>
-        <w:rPr>
-          <w:b/>
-          <w:bCs/>
-        </w:rPr>
-        <w:t>Machine learning enables inclusive credit decisions beyond traditional credit scores.</w:t>
-      </w:r>
-    </w:p>
-    <w:p>
-      <w:pPr>
-        <w:rPr>
-          <w:b/>
-          <w:bCs/>
-        </w:rPr>
-      </w:pPr>
-      <w:r>
-        <w:rPr>
-          <w:b/>
-          <w:bCs/>
-        </w:rPr>
-        <w:pict w14:anchorId="7818AC26">
-          <v:rect id="_x0000_i1103" style="width:0;height:1.5pt" o:hralign="center" o:hrstd="t" o:hr="t" fillcolor="#a0a0a0" stroked="f"/>
-        </w:pict>
-      </w:r>
-    </w:p>
-    <w:p>
-      <w:pPr>
-        <w:rPr>
-          <w:b/>
-          <w:bCs/>
-        </w:rPr>
-      </w:pPr>
-      <w:r>
-        <w:rPr>
-          <w:b/>
-          <w:bCs/>
-        </w:rPr>
-        <w:t>Challenges &amp; Limitations</w:t>
-      </w:r>
-    </w:p>
-    <w:p>
-      <w:pPr>
-        <w:numPr>
-          <w:ilvl w:val="0"/>
-          <w:numId w:val="9"/>
-        </w:numPr>
-        <w:rPr>
-          <w:b/>
-          <w:bCs/>
-        </w:rPr>
-      </w:pPr>
-      <w:r>
-        <w:rPr>
-          <w:b/>
-          <w:bCs/>
-        </w:rPr>
-        <w:t>Severe class imbalance: 8.1% positive → required down-sampling (data loss risk).</w:t>
-      </w:r>
-    </w:p>
-    <w:p>
-      <w:pPr>
-        <w:numPr>
-          <w:ilvl w:val="0"/>
-          <w:numId w:val="9"/>
-        </w:numPr>
-        <w:rPr>
-          <w:b/>
-          <w:bCs/>
-        </w:rPr>
-      </w:pPr>
-      <w:r>
-        <w:rPr>
-          <w:b/>
-          <w:bCs/>
-        </w:rPr>
-        <w:t>Unexplained features (EXT_SOURCE_1/2/3): Highly predictive but poorly documented.</w:t>
-      </w:r>
-    </w:p>
-    <w:p>
-      <w:pPr>
-        <w:numPr>
-          <w:ilvl w:val="0"/>
-          <w:numId w:val="9"/>
-        </w:numPr>
-        <w:rPr>
-          <w:b/>
-          <w:bCs/>
-        </w:rPr>
-      </w:pPr>
-      <w:r>
-        <w:rPr>
-          <w:b/>
-          <w:bCs/>
-        </w:rPr>
-        <w:t>Temporal inconsistencies: Aggregated data across inconsistent periods.</w:t>
-      </w:r>
-    </w:p>
-    <w:p>
-      <w:pPr>
-        <w:numPr>
-          <w:ilvl w:val="0"/>
-          <w:numId w:val="9"/>
-        </w:numPr>
-        <w:rPr>
-          <w:b/>
-          <w:bCs/>
-        </w:rPr>
-      </w:pPr>
-      <w:r>
-        <w:rPr>
-          <w:b/>
-          <w:bCs/>
-        </w:rPr>
-        <w:t>High dimensionality (651 features): Risk of multicollinearity and high computation time.</w:t>
-      </w:r>
-    </w:p>
-    <w:p>
-      <w:pPr>
-        <w:numPr>
-          <w:ilvl w:val="0"/>
-          <w:numId w:val="9"/>
-        </w:numPr>
-        <w:rPr>
-          <w:b/>
-          <w:bCs/>
-        </w:rPr>
-      </w:pPr>
-      <w:r>
-        <w:rPr>
-          <w:b/>
-          <w:bCs/>
-        </w:rPr>
-        <w:t>Limited explainability: ANN models lack interpretability for regulated finance contexts.</w:t>
-      </w:r>
-    </w:p>
-    <w:p>
-      <w:pPr>
-        <w:rPr>
-          <w:b/>
-          <w:bCs/>
-        </w:rPr>
-      </w:pPr>
-      <w:r>
-        <w:rPr>
-          <w:b/>
-          <w:bCs/>
-        </w:rPr>
-        <w:pict w14:anchorId="659137D2">
-          <v:rect id="_x0000_i1104" style="width:0;height:1.5pt" o:hralign="center" o:hrstd="t" o:hr="t" fillcolor="#a0a0a0" stroked="f"/>
-        </w:pict>
-      </w:r>
-    </w:p>
-    <w:p>
-      <w:pPr>
-        <w:rPr>
-          <w:b/>
-          <w:bCs/>
-        </w:rPr>
-      </w:pPr>
-      <w:r>
-        <w:rPr>
-          <w:b/>
-          <w:bCs/>
-        </w:rPr>
-        <w:t>Project Summary</w:t>
-      </w:r>
-    </w:p>
-    <w:p>
-      <w:pPr>
-        <w:numPr>
-          <w:ilvl w:val="0"/>
-          <w:numId w:val="11"/>
-        </w:numPr>
-        <w:rPr>
-          <w:b/>
-          <w:bCs/>
-        </w:rPr>
-      </w:pPr>
-      <w:r>
-        <w:rPr>
-          <w:b/>
-          <w:bCs/>
-        </w:rPr>
-        <w:t>Dataset: Home Credit Default Risk (Kaggle)</w:t>
-      </w:r>
-    </w:p>
-    <w:p>
-      <w:pPr>
-        <w:numPr>
-          <w:ilvl w:val="0"/>
-          <w:numId w:val="11"/>
-        </w:numPr>
-        <w:rPr>
-          <w:b/>
-          <w:bCs/>
-        </w:rPr>
-      </w:pPr>
-      <w:r>
-        <w:rPr>
-          <w:b/>
-          <w:bCs/>
-        </w:rPr>
-        <w:t>Algorithms: 6 models (</w:t>
-      </w:r>
-      <w:proofErr w:type="spellStart"/>
-      <w:r>
-        <w:rPr>
-          <w:b/>
-          <w:bCs/>
-        </w:rPr>
-        <w:t>LogReg</w:t>
-      </w:r>
-      <w:proofErr w:type="spellEnd"/>
-      <w:r>
-        <w:rPr>
-          <w:b/>
-          <w:bCs/>
-        </w:rPr>
-        <w:t>, Tree, KNN, RF, SVM, ANN)</w:t>
-      </w:r>
-    </w:p>
-    <w:p>
-      <w:pPr>
-        <w:numPr>
-          <w:ilvl w:val="0"/>
-          <w:numId w:val="11"/>
-        </w:numPr>
-        <w:rPr>
-          <w:b/>
-          <w:bCs/>
-        </w:rPr>
-      </w:pPr>
-      <w:r>
-        <w:rPr>
-          <w:b/>
-          <w:bCs/>
-        </w:rPr>
-        <w:t>Best Accuracy: 69.97% (Logistic Regression)</w:t>
-      </w:r>
-    </w:p>
-    <w:p>
-      <w:pPr>
-        <w:numPr>
-          <w:ilvl w:val="0"/>
-          <w:numId w:val="11"/>
-        </w:numPr>
-        <w:rPr>
-          <w:b/>
-          <w:bCs/>
-        </w:rPr>
-      </w:pPr>
-      <w:r>
-        <w:rPr>
-          <w:b/>
-          <w:bCs/>
-        </w:rPr>
-        <w:t>Clustered Model Accuracy: 71.57%</w:t>
-      </w:r>
-    </w:p>
-    <w:p>
-      <w:pPr>
-        <w:numPr>
-          <w:ilvl w:val="0"/>
-          <w:numId w:val="11"/>
-        </w:numPr>
-        <w:rPr>
-          <w:b/>
-          <w:bCs/>
-        </w:rPr>
-      </w:pPr>
-      <w:r>
-        <w:rPr>
-          <w:b/>
-          <w:bCs/>
-        </w:rPr>
-        <w:t>Top Feature: Days Employed (NUM_DAYS_EMPLOYED)</w:t>
-      </w:r>
-    </w:p>
-    <w:p>
-      <w:pPr>
-        <w:rPr>
-          <w:b/>
-          <w:bCs/>
-        </w:rPr>
-      </w:pPr>
-      <w:r>
-        <w:rPr>
-          <w:b/>
-          <w:bCs/>
-        </w:rPr>
-        <w:pict w14:anchorId="110A0235">
-          <v:rect id="_x0000_i1106" style="width:0;height:1.5pt" o:hralign="center" o:hrstd="t" o:hr="t" fillcolor="#a0a0a0" stroked="f"/>
-        </w:pict>
-      </w:r>
-    </w:p>
+    <w:p/>
     <w:sectPr>
       <w:pgSz w:w="11906" w:h="16838"/>
       <w:pgMar w:top="1440" w:right="1440" w:bottom="1440" w:left="1440" w:header="708" w:footer="708" w:gutter="0"/>
@@ -1834,6 +301,868 @@
     </w:lvl>
   </w:abstractNum>
   <w:abstractNum w:abstractNumId="1" w15:restartNumberingAfterBreak="0">
+    <w:nsid w:val="09EB229F"/>
+    <w:multiLevelType w:val="multilevel"/>
+    <w:tmpl w:val="CB32C5DC"/>
+    <w:lvl w:ilvl="0">
+      <w:start w:val="1"/>
+      <w:numFmt w:val="decimal"/>
+      <w:lvlText w:val="%1."/>
+      <w:lvlJc w:val="left"/>
+      <w:pPr>
+        <w:tabs>
+          <w:tab w:val="num" w:pos="720"/>
+        </w:tabs>
+        <w:ind w:left="720" w:hanging="360"/>
+      </w:pPr>
+    </w:lvl>
+    <w:lvl w:ilvl="1">
+      <w:start w:val="1"/>
+      <w:numFmt w:val="bullet"/>
+      <w:lvlText w:val="o"/>
+      <w:lvlJc w:val="left"/>
+      <w:pPr>
+        <w:tabs>
+          <w:tab w:val="num" w:pos="1440"/>
+        </w:tabs>
+        <w:ind w:left="1440" w:hanging="360"/>
+      </w:pPr>
+      <w:rPr>
+        <w:rFonts w:ascii="Courier New" w:hAnsi="Courier New" w:hint="default"/>
+        <w:sz w:val="20"/>
+      </w:rPr>
+    </w:lvl>
+    <w:lvl w:ilvl="2" w:tentative="1">
+      <w:start w:val="1"/>
+      <w:numFmt w:val="decimal"/>
+      <w:lvlText w:val="%3."/>
+      <w:lvlJc w:val="left"/>
+      <w:pPr>
+        <w:tabs>
+          <w:tab w:val="num" w:pos="2160"/>
+        </w:tabs>
+        <w:ind w:left="2160" w:hanging="360"/>
+      </w:pPr>
+    </w:lvl>
+    <w:lvl w:ilvl="3" w:tentative="1">
+      <w:start w:val="1"/>
+      <w:numFmt w:val="decimal"/>
+      <w:lvlText w:val="%4."/>
+      <w:lvlJc w:val="left"/>
+      <w:pPr>
+        <w:tabs>
+          <w:tab w:val="num" w:pos="2880"/>
+        </w:tabs>
+        <w:ind w:left="2880" w:hanging="360"/>
+      </w:pPr>
+    </w:lvl>
+    <w:lvl w:ilvl="4" w:tentative="1">
+      <w:start w:val="1"/>
+      <w:numFmt w:val="decimal"/>
+      <w:lvlText w:val="%5."/>
+      <w:lvlJc w:val="left"/>
+      <w:pPr>
+        <w:tabs>
+          <w:tab w:val="num" w:pos="3600"/>
+        </w:tabs>
+        <w:ind w:left="3600" w:hanging="360"/>
+      </w:pPr>
+    </w:lvl>
+    <w:lvl w:ilvl="5" w:tentative="1">
+      <w:start w:val="1"/>
+      <w:numFmt w:val="decimal"/>
+      <w:lvlText w:val="%6."/>
+      <w:lvlJc w:val="left"/>
+      <w:pPr>
+        <w:tabs>
+          <w:tab w:val="num" w:pos="4320"/>
+        </w:tabs>
+        <w:ind w:left="4320" w:hanging="360"/>
+      </w:pPr>
+    </w:lvl>
+    <w:lvl w:ilvl="6" w:tentative="1">
+      <w:start w:val="1"/>
+      <w:numFmt w:val="decimal"/>
+      <w:lvlText w:val="%7."/>
+      <w:lvlJc w:val="left"/>
+      <w:pPr>
+        <w:tabs>
+          <w:tab w:val="num" w:pos="5040"/>
+        </w:tabs>
+        <w:ind w:left="5040" w:hanging="360"/>
+      </w:pPr>
+    </w:lvl>
+    <w:lvl w:ilvl="7" w:tentative="1">
+      <w:start w:val="1"/>
+      <w:numFmt w:val="decimal"/>
+      <w:lvlText w:val="%8."/>
+      <w:lvlJc w:val="left"/>
+      <w:pPr>
+        <w:tabs>
+          <w:tab w:val="num" w:pos="5760"/>
+        </w:tabs>
+        <w:ind w:left="5760" w:hanging="360"/>
+      </w:pPr>
+    </w:lvl>
+    <w:lvl w:ilvl="8" w:tentative="1">
+      <w:start w:val="1"/>
+      <w:numFmt w:val="decimal"/>
+      <w:lvlText w:val="%9."/>
+      <w:lvlJc w:val="left"/>
+      <w:pPr>
+        <w:tabs>
+          <w:tab w:val="num" w:pos="6480"/>
+        </w:tabs>
+        <w:ind w:left="6480" w:hanging="360"/>
+      </w:pPr>
+    </w:lvl>
+  </w:abstractNum>
+  <w:abstractNum w:abstractNumId="2" w15:restartNumberingAfterBreak="0">
+    <w:nsid w:val="13A301D1"/>
+    <w:multiLevelType w:val="multilevel"/>
+    <w:tmpl w:val="DF6A6B48"/>
+    <w:lvl w:ilvl="0">
+      <w:start w:val="1"/>
+      <w:numFmt w:val="bullet"/>
+      <w:lvlText w:val=""/>
+      <w:lvlJc w:val="left"/>
+      <w:pPr>
+        <w:tabs>
+          <w:tab w:val="num" w:pos="720"/>
+        </w:tabs>
+        <w:ind w:left="720" w:hanging="360"/>
+      </w:pPr>
+      <w:rPr>
+        <w:rFonts w:ascii="Symbol" w:hAnsi="Symbol" w:hint="default"/>
+        <w:sz w:val="20"/>
+      </w:rPr>
+    </w:lvl>
+    <w:lvl w:ilvl="1" w:tentative="1">
+      <w:start w:val="1"/>
+      <w:numFmt w:val="bullet"/>
+      <w:lvlText w:val="o"/>
+      <w:lvlJc w:val="left"/>
+      <w:pPr>
+        <w:tabs>
+          <w:tab w:val="num" w:pos="1440"/>
+        </w:tabs>
+        <w:ind w:left="1440" w:hanging="360"/>
+      </w:pPr>
+      <w:rPr>
+        <w:rFonts w:ascii="Courier New" w:hAnsi="Courier New" w:hint="default"/>
+        <w:sz w:val="20"/>
+      </w:rPr>
+    </w:lvl>
+    <w:lvl w:ilvl="2" w:tentative="1">
+      <w:start w:val="1"/>
+      <w:numFmt w:val="bullet"/>
+      <w:lvlText w:val=""/>
+      <w:lvlJc w:val="left"/>
+      <w:pPr>
+        <w:tabs>
+          <w:tab w:val="num" w:pos="2160"/>
+        </w:tabs>
+        <w:ind w:left="2160" w:hanging="360"/>
+      </w:pPr>
+      <w:rPr>
+        <w:rFonts w:ascii="Wingdings" w:hAnsi="Wingdings" w:hint="default"/>
+        <w:sz w:val="20"/>
+      </w:rPr>
+    </w:lvl>
+    <w:lvl w:ilvl="3" w:tentative="1">
+      <w:start w:val="1"/>
+      <w:numFmt w:val="bullet"/>
+      <w:lvlText w:val=""/>
+      <w:lvlJc w:val="left"/>
+      <w:pPr>
+        <w:tabs>
+          <w:tab w:val="num" w:pos="2880"/>
+        </w:tabs>
+        <w:ind w:left="2880" w:hanging="360"/>
+      </w:pPr>
+      <w:rPr>
+        <w:rFonts w:ascii="Wingdings" w:hAnsi="Wingdings" w:hint="default"/>
+        <w:sz w:val="20"/>
+      </w:rPr>
+    </w:lvl>
+    <w:lvl w:ilvl="4" w:tentative="1">
+      <w:start w:val="1"/>
+      <w:numFmt w:val="bullet"/>
+      <w:lvlText w:val=""/>
+      <w:lvlJc w:val="left"/>
+      <w:pPr>
+        <w:tabs>
+          <w:tab w:val="num" w:pos="3600"/>
+        </w:tabs>
+        <w:ind w:left="3600" w:hanging="360"/>
+      </w:pPr>
+      <w:rPr>
+        <w:rFonts w:ascii="Wingdings" w:hAnsi="Wingdings" w:hint="default"/>
+        <w:sz w:val="20"/>
+      </w:rPr>
+    </w:lvl>
+    <w:lvl w:ilvl="5" w:tentative="1">
+      <w:start w:val="1"/>
+      <w:numFmt w:val="bullet"/>
+      <w:lvlText w:val=""/>
+      <w:lvlJc w:val="left"/>
+      <w:pPr>
+        <w:tabs>
+          <w:tab w:val="num" w:pos="4320"/>
+        </w:tabs>
+        <w:ind w:left="4320" w:hanging="360"/>
+      </w:pPr>
+      <w:rPr>
+        <w:rFonts w:ascii="Wingdings" w:hAnsi="Wingdings" w:hint="default"/>
+        <w:sz w:val="20"/>
+      </w:rPr>
+    </w:lvl>
+    <w:lvl w:ilvl="6" w:tentative="1">
+      <w:start w:val="1"/>
+      <w:numFmt w:val="bullet"/>
+      <w:lvlText w:val=""/>
+      <w:lvlJc w:val="left"/>
+      <w:pPr>
+        <w:tabs>
+          <w:tab w:val="num" w:pos="5040"/>
+        </w:tabs>
+        <w:ind w:left="5040" w:hanging="360"/>
+      </w:pPr>
+      <w:rPr>
+        <w:rFonts w:ascii="Wingdings" w:hAnsi="Wingdings" w:hint="default"/>
+        <w:sz w:val="20"/>
+      </w:rPr>
+    </w:lvl>
+    <w:lvl w:ilvl="7" w:tentative="1">
+      <w:start w:val="1"/>
+      <w:numFmt w:val="bullet"/>
+      <w:lvlText w:val=""/>
+      <w:lvlJc w:val="left"/>
+      <w:pPr>
+        <w:tabs>
+          <w:tab w:val="num" w:pos="5760"/>
+        </w:tabs>
+        <w:ind w:left="5760" w:hanging="360"/>
+      </w:pPr>
+      <w:rPr>
+        <w:rFonts w:ascii="Wingdings" w:hAnsi="Wingdings" w:hint="default"/>
+        <w:sz w:val="20"/>
+      </w:rPr>
+    </w:lvl>
+    <w:lvl w:ilvl="8" w:tentative="1">
+      <w:start w:val="1"/>
+      <w:numFmt w:val="bullet"/>
+      <w:lvlText w:val=""/>
+      <w:lvlJc w:val="left"/>
+      <w:pPr>
+        <w:tabs>
+          <w:tab w:val="num" w:pos="6480"/>
+        </w:tabs>
+        <w:ind w:left="6480" w:hanging="360"/>
+      </w:pPr>
+      <w:rPr>
+        <w:rFonts w:ascii="Wingdings" w:hAnsi="Wingdings" w:hint="default"/>
+        <w:sz w:val="20"/>
+      </w:rPr>
+    </w:lvl>
+  </w:abstractNum>
+  <w:abstractNum w:abstractNumId="3" w15:restartNumberingAfterBreak="0">
+    <w:nsid w:val="16F84C34"/>
+    <w:multiLevelType w:val="multilevel"/>
+    <w:tmpl w:val="74C29234"/>
+    <w:lvl w:ilvl="0">
+      <w:start w:val="1"/>
+      <w:numFmt w:val="bullet"/>
+      <w:lvlText w:val=""/>
+      <w:lvlJc w:val="left"/>
+      <w:pPr>
+        <w:tabs>
+          <w:tab w:val="num" w:pos="720"/>
+        </w:tabs>
+        <w:ind w:left="720" w:hanging="360"/>
+      </w:pPr>
+      <w:rPr>
+        <w:rFonts w:ascii="Symbol" w:hAnsi="Symbol" w:hint="default"/>
+        <w:sz w:val="20"/>
+      </w:rPr>
+    </w:lvl>
+    <w:lvl w:ilvl="1" w:tentative="1">
+      <w:start w:val="1"/>
+      <w:numFmt w:val="bullet"/>
+      <w:lvlText w:val="o"/>
+      <w:lvlJc w:val="left"/>
+      <w:pPr>
+        <w:tabs>
+          <w:tab w:val="num" w:pos="1440"/>
+        </w:tabs>
+        <w:ind w:left="1440" w:hanging="360"/>
+      </w:pPr>
+      <w:rPr>
+        <w:rFonts w:ascii="Courier New" w:hAnsi="Courier New" w:hint="default"/>
+        <w:sz w:val="20"/>
+      </w:rPr>
+    </w:lvl>
+    <w:lvl w:ilvl="2" w:tentative="1">
+      <w:start w:val="1"/>
+      <w:numFmt w:val="bullet"/>
+      <w:lvlText w:val=""/>
+      <w:lvlJc w:val="left"/>
+      <w:pPr>
+        <w:tabs>
+          <w:tab w:val="num" w:pos="2160"/>
+        </w:tabs>
+        <w:ind w:left="2160" w:hanging="360"/>
+      </w:pPr>
+      <w:rPr>
+        <w:rFonts w:ascii="Wingdings" w:hAnsi="Wingdings" w:hint="default"/>
+        <w:sz w:val="20"/>
+      </w:rPr>
+    </w:lvl>
+    <w:lvl w:ilvl="3" w:tentative="1">
+      <w:start w:val="1"/>
+      <w:numFmt w:val="bullet"/>
+      <w:lvlText w:val=""/>
+      <w:lvlJc w:val="left"/>
+      <w:pPr>
+        <w:tabs>
+          <w:tab w:val="num" w:pos="2880"/>
+        </w:tabs>
+        <w:ind w:left="2880" w:hanging="360"/>
+      </w:pPr>
+      <w:rPr>
+        <w:rFonts w:ascii="Wingdings" w:hAnsi="Wingdings" w:hint="default"/>
+        <w:sz w:val="20"/>
+      </w:rPr>
+    </w:lvl>
+    <w:lvl w:ilvl="4" w:tentative="1">
+      <w:start w:val="1"/>
+      <w:numFmt w:val="bullet"/>
+      <w:lvlText w:val=""/>
+      <w:lvlJc w:val="left"/>
+      <w:pPr>
+        <w:tabs>
+          <w:tab w:val="num" w:pos="3600"/>
+        </w:tabs>
+        <w:ind w:left="3600" w:hanging="360"/>
+      </w:pPr>
+      <w:rPr>
+        <w:rFonts w:ascii="Wingdings" w:hAnsi="Wingdings" w:hint="default"/>
+        <w:sz w:val="20"/>
+      </w:rPr>
+    </w:lvl>
+    <w:lvl w:ilvl="5" w:tentative="1">
+      <w:start w:val="1"/>
+      <w:numFmt w:val="bullet"/>
+      <w:lvlText w:val=""/>
+      <w:lvlJc w:val="left"/>
+      <w:pPr>
+        <w:tabs>
+          <w:tab w:val="num" w:pos="4320"/>
+        </w:tabs>
+        <w:ind w:left="4320" w:hanging="360"/>
+      </w:pPr>
+      <w:rPr>
+        <w:rFonts w:ascii="Wingdings" w:hAnsi="Wingdings" w:hint="default"/>
+        <w:sz w:val="20"/>
+      </w:rPr>
+    </w:lvl>
+    <w:lvl w:ilvl="6" w:tentative="1">
+      <w:start w:val="1"/>
+      <w:numFmt w:val="bullet"/>
+      <w:lvlText w:val=""/>
+      <w:lvlJc w:val="left"/>
+      <w:pPr>
+        <w:tabs>
+          <w:tab w:val="num" w:pos="5040"/>
+        </w:tabs>
+        <w:ind w:left="5040" w:hanging="360"/>
+      </w:pPr>
+      <w:rPr>
+        <w:rFonts w:ascii="Wingdings" w:hAnsi="Wingdings" w:hint="default"/>
+        <w:sz w:val="20"/>
+      </w:rPr>
+    </w:lvl>
+    <w:lvl w:ilvl="7" w:tentative="1">
+      <w:start w:val="1"/>
+      <w:numFmt w:val="bullet"/>
+      <w:lvlText w:val=""/>
+      <w:lvlJc w:val="left"/>
+      <w:pPr>
+        <w:tabs>
+          <w:tab w:val="num" w:pos="5760"/>
+        </w:tabs>
+        <w:ind w:left="5760" w:hanging="360"/>
+      </w:pPr>
+      <w:rPr>
+        <w:rFonts w:ascii="Wingdings" w:hAnsi="Wingdings" w:hint="default"/>
+        <w:sz w:val="20"/>
+      </w:rPr>
+    </w:lvl>
+    <w:lvl w:ilvl="8" w:tentative="1">
+      <w:start w:val="1"/>
+      <w:numFmt w:val="bullet"/>
+      <w:lvlText w:val=""/>
+      <w:lvlJc w:val="left"/>
+      <w:pPr>
+        <w:tabs>
+          <w:tab w:val="num" w:pos="6480"/>
+        </w:tabs>
+        <w:ind w:left="6480" w:hanging="360"/>
+      </w:pPr>
+      <w:rPr>
+        <w:rFonts w:ascii="Wingdings" w:hAnsi="Wingdings" w:hint="default"/>
+        <w:sz w:val="20"/>
+      </w:rPr>
+    </w:lvl>
+  </w:abstractNum>
+  <w:abstractNum w:abstractNumId="4" w15:restartNumberingAfterBreak="0">
+    <w:nsid w:val="17571471"/>
+    <w:multiLevelType w:val="multilevel"/>
+    <w:tmpl w:val="BDCCB158"/>
+    <w:lvl w:ilvl="0">
+      <w:start w:val="1"/>
+      <w:numFmt w:val="bullet"/>
+      <w:lvlText w:val=""/>
+      <w:lvlJc w:val="left"/>
+      <w:pPr>
+        <w:tabs>
+          <w:tab w:val="num" w:pos="720"/>
+        </w:tabs>
+        <w:ind w:left="720" w:hanging="360"/>
+      </w:pPr>
+      <w:rPr>
+        <w:rFonts w:ascii="Symbol" w:hAnsi="Symbol" w:hint="default"/>
+        <w:sz w:val="20"/>
+      </w:rPr>
+    </w:lvl>
+    <w:lvl w:ilvl="1" w:tentative="1">
+      <w:start w:val="1"/>
+      <w:numFmt w:val="bullet"/>
+      <w:lvlText w:val="o"/>
+      <w:lvlJc w:val="left"/>
+      <w:pPr>
+        <w:tabs>
+          <w:tab w:val="num" w:pos="1440"/>
+        </w:tabs>
+        <w:ind w:left="1440" w:hanging="360"/>
+      </w:pPr>
+      <w:rPr>
+        <w:rFonts w:ascii="Courier New" w:hAnsi="Courier New" w:hint="default"/>
+        <w:sz w:val="20"/>
+      </w:rPr>
+    </w:lvl>
+    <w:lvl w:ilvl="2" w:tentative="1">
+      <w:start w:val="1"/>
+      <w:numFmt w:val="bullet"/>
+      <w:lvlText w:val=""/>
+      <w:lvlJc w:val="left"/>
+      <w:pPr>
+        <w:tabs>
+          <w:tab w:val="num" w:pos="2160"/>
+        </w:tabs>
+        <w:ind w:left="2160" w:hanging="360"/>
+      </w:pPr>
+      <w:rPr>
+        <w:rFonts w:ascii="Wingdings" w:hAnsi="Wingdings" w:hint="default"/>
+        <w:sz w:val="20"/>
+      </w:rPr>
+    </w:lvl>
+    <w:lvl w:ilvl="3" w:tentative="1">
+      <w:start w:val="1"/>
+      <w:numFmt w:val="bullet"/>
+      <w:lvlText w:val=""/>
+      <w:lvlJc w:val="left"/>
+      <w:pPr>
+        <w:tabs>
+          <w:tab w:val="num" w:pos="2880"/>
+        </w:tabs>
+        <w:ind w:left="2880" w:hanging="360"/>
+      </w:pPr>
+      <w:rPr>
+        <w:rFonts w:ascii="Wingdings" w:hAnsi="Wingdings" w:hint="default"/>
+        <w:sz w:val="20"/>
+      </w:rPr>
+    </w:lvl>
+    <w:lvl w:ilvl="4" w:tentative="1">
+      <w:start w:val="1"/>
+      <w:numFmt w:val="bullet"/>
+      <w:lvlText w:val=""/>
+      <w:lvlJc w:val="left"/>
+      <w:pPr>
+        <w:tabs>
+          <w:tab w:val="num" w:pos="3600"/>
+        </w:tabs>
+        <w:ind w:left="3600" w:hanging="360"/>
+      </w:pPr>
+      <w:rPr>
+        <w:rFonts w:ascii="Wingdings" w:hAnsi="Wingdings" w:hint="default"/>
+        <w:sz w:val="20"/>
+      </w:rPr>
+    </w:lvl>
+    <w:lvl w:ilvl="5" w:tentative="1">
+      <w:start w:val="1"/>
+      <w:numFmt w:val="bullet"/>
+      <w:lvlText w:val=""/>
+      <w:lvlJc w:val="left"/>
+      <w:pPr>
+        <w:tabs>
+          <w:tab w:val="num" w:pos="4320"/>
+        </w:tabs>
+        <w:ind w:left="4320" w:hanging="360"/>
+      </w:pPr>
+      <w:rPr>
+        <w:rFonts w:ascii="Wingdings" w:hAnsi="Wingdings" w:hint="default"/>
+        <w:sz w:val="20"/>
+      </w:rPr>
+    </w:lvl>
+    <w:lvl w:ilvl="6" w:tentative="1">
+      <w:start w:val="1"/>
+      <w:numFmt w:val="bullet"/>
+      <w:lvlText w:val=""/>
+      <w:lvlJc w:val="left"/>
+      <w:pPr>
+        <w:tabs>
+          <w:tab w:val="num" w:pos="5040"/>
+        </w:tabs>
+        <w:ind w:left="5040" w:hanging="360"/>
+      </w:pPr>
+      <w:rPr>
+        <w:rFonts w:ascii="Wingdings" w:hAnsi="Wingdings" w:hint="default"/>
+        <w:sz w:val="20"/>
+      </w:rPr>
+    </w:lvl>
+    <w:lvl w:ilvl="7" w:tentative="1">
+      <w:start w:val="1"/>
+      <w:numFmt w:val="bullet"/>
+      <w:lvlText w:val=""/>
+      <w:lvlJc w:val="left"/>
+      <w:pPr>
+        <w:tabs>
+          <w:tab w:val="num" w:pos="5760"/>
+        </w:tabs>
+        <w:ind w:left="5760" w:hanging="360"/>
+      </w:pPr>
+      <w:rPr>
+        <w:rFonts w:ascii="Wingdings" w:hAnsi="Wingdings" w:hint="default"/>
+        <w:sz w:val="20"/>
+      </w:rPr>
+    </w:lvl>
+    <w:lvl w:ilvl="8" w:tentative="1">
+      <w:start w:val="1"/>
+      <w:numFmt w:val="bullet"/>
+      <w:lvlText w:val=""/>
+      <w:lvlJc w:val="left"/>
+      <w:pPr>
+        <w:tabs>
+          <w:tab w:val="num" w:pos="6480"/>
+        </w:tabs>
+        <w:ind w:left="6480" w:hanging="360"/>
+      </w:pPr>
+      <w:rPr>
+        <w:rFonts w:ascii="Wingdings" w:hAnsi="Wingdings" w:hint="default"/>
+        <w:sz w:val="20"/>
+      </w:rPr>
+    </w:lvl>
+  </w:abstractNum>
+  <w:abstractNum w:abstractNumId="5" w15:restartNumberingAfterBreak="0">
+    <w:nsid w:val="210F665B"/>
+    <w:multiLevelType w:val="multilevel"/>
+    <w:tmpl w:val="1E342192"/>
+    <w:lvl w:ilvl="0">
+      <w:start w:val="1"/>
+      <w:numFmt w:val="bullet"/>
+      <w:lvlText w:val=""/>
+      <w:lvlJc w:val="left"/>
+      <w:pPr>
+        <w:tabs>
+          <w:tab w:val="num" w:pos="720"/>
+        </w:tabs>
+        <w:ind w:left="720" w:hanging="360"/>
+      </w:pPr>
+      <w:rPr>
+        <w:rFonts w:ascii="Symbol" w:hAnsi="Symbol" w:hint="default"/>
+        <w:sz w:val="20"/>
+      </w:rPr>
+    </w:lvl>
+    <w:lvl w:ilvl="1" w:tentative="1">
+      <w:start w:val="1"/>
+      <w:numFmt w:val="bullet"/>
+      <w:lvlText w:val="o"/>
+      <w:lvlJc w:val="left"/>
+      <w:pPr>
+        <w:tabs>
+          <w:tab w:val="num" w:pos="1440"/>
+        </w:tabs>
+        <w:ind w:left="1440" w:hanging="360"/>
+      </w:pPr>
+      <w:rPr>
+        <w:rFonts w:ascii="Courier New" w:hAnsi="Courier New" w:hint="default"/>
+        <w:sz w:val="20"/>
+      </w:rPr>
+    </w:lvl>
+    <w:lvl w:ilvl="2" w:tentative="1">
+      <w:start w:val="1"/>
+      <w:numFmt w:val="bullet"/>
+      <w:lvlText w:val=""/>
+      <w:lvlJc w:val="left"/>
+      <w:pPr>
+        <w:tabs>
+          <w:tab w:val="num" w:pos="2160"/>
+        </w:tabs>
+        <w:ind w:left="2160" w:hanging="360"/>
+      </w:pPr>
+      <w:rPr>
+        <w:rFonts w:ascii="Wingdings" w:hAnsi="Wingdings" w:hint="default"/>
+        <w:sz w:val="20"/>
+      </w:rPr>
+    </w:lvl>
+    <w:lvl w:ilvl="3" w:tentative="1">
+      <w:start w:val="1"/>
+      <w:numFmt w:val="bullet"/>
+      <w:lvlText w:val=""/>
+      <w:lvlJc w:val="left"/>
+      <w:pPr>
+        <w:tabs>
+          <w:tab w:val="num" w:pos="2880"/>
+        </w:tabs>
+        <w:ind w:left="2880" w:hanging="360"/>
+      </w:pPr>
+      <w:rPr>
+        <w:rFonts w:ascii="Wingdings" w:hAnsi="Wingdings" w:hint="default"/>
+        <w:sz w:val="20"/>
+      </w:rPr>
+    </w:lvl>
+    <w:lvl w:ilvl="4" w:tentative="1">
+      <w:start w:val="1"/>
+      <w:numFmt w:val="bullet"/>
+      <w:lvlText w:val=""/>
+      <w:lvlJc w:val="left"/>
+      <w:pPr>
+        <w:tabs>
+          <w:tab w:val="num" w:pos="3600"/>
+        </w:tabs>
+        <w:ind w:left="3600" w:hanging="360"/>
+      </w:pPr>
+      <w:rPr>
+        <w:rFonts w:ascii="Wingdings" w:hAnsi="Wingdings" w:hint="default"/>
+        <w:sz w:val="20"/>
+      </w:rPr>
+    </w:lvl>
+    <w:lvl w:ilvl="5" w:tentative="1">
+      <w:start w:val="1"/>
+      <w:numFmt w:val="bullet"/>
+      <w:lvlText w:val=""/>
+      <w:lvlJc w:val="left"/>
+      <w:pPr>
+        <w:tabs>
+          <w:tab w:val="num" w:pos="4320"/>
+        </w:tabs>
+        <w:ind w:left="4320" w:hanging="360"/>
+      </w:pPr>
+      <w:rPr>
+        <w:rFonts w:ascii="Wingdings" w:hAnsi="Wingdings" w:hint="default"/>
+        <w:sz w:val="20"/>
+      </w:rPr>
+    </w:lvl>
+    <w:lvl w:ilvl="6" w:tentative="1">
+      <w:start w:val="1"/>
+      <w:numFmt w:val="bullet"/>
+      <w:lvlText w:val=""/>
+      <w:lvlJc w:val="left"/>
+      <w:pPr>
+        <w:tabs>
+          <w:tab w:val="num" w:pos="5040"/>
+        </w:tabs>
+        <w:ind w:left="5040" w:hanging="360"/>
+      </w:pPr>
+      <w:rPr>
+        <w:rFonts w:ascii="Wingdings" w:hAnsi="Wingdings" w:hint="default"/>
+        <w:sz w:val="20"/>
+      </w:rPr>
+    </w:lvl>
+    <w:lvl w:ilvl="7" w:tentative="1">
+      <w:start w:val="1"/>
+      <w:numFmt w:val="bullet"/>
+      <w:lvlText w:val=""/>
+      <w:lvlJc w:val="left"/>
+      <w:pPr>
+        <w:tabs>
+          <w:tab w:val="num" w:pos="5760"/>
+        </w:tabs>
+        <w:ind w:left="5760" w:hanging="360"/>
+      </w:pPr>
+      <w:rPr>
+        <w:rFonts w:ascii="Wingdings" w:hAnsi="Wingdings" w:hint="default"/>
+        <w:sz w:val="20"/>
+      </w:rPr>
+    </w:lvl>
+    <w:lvl w:ilvl="8" w:tentative="1">
+      <w:start w:val="1"/>
+      <w:numFmt w:val="bullet"/>
+      <w:lvlText w:val=""/>
+      <w:lvlJc w:val="left"/>
+      <w:pPr>
+        <w:tabs>
+          <w:tab w:val="num" w:pos="6480"/>
+        </w:tabs>
+        <w:ind w:left="6480" w:hanging="360"/>
+      </w:pPr>
+      <w:rPr>
+        <w:rFonts w:ascii="Wingdings" w:hAnsi="Wingdings" w:hint="default"/>
+        <w:sz w:val="20"/>
+      </w:rPr>
+    </w:lvl>
+  </w:abstractNum>
+  <w:abstractNum w:abstractNumId="6" w15:restartNumberingAfterBreak="0">
+    <w:nsid w:val="34530397"/>
+    <w:multiLevelType w:val="multilevel"/>
+    <w:tmpl w:val="DCDA4C44"/>
+    <w:lvl w:ilvl="0">
+      <w:start w:val="1"/>
+      <w:numFmt w:val="bullet"/>
+      <w:lvlText w:val=""/>
+      <w:lvlJc w:val="left"/>
+      <w:pPr>
+        <w:tabs>
+          <w:tab w:val="num" w:pos="720"/>
+        </w:tabs>
+        <w:ind w:left="720" w:hanging="360"/>
+      </w:pPr>
+      <w:rPr>
+        <w:rFonts w:ascii="Symbol" w:hAnsi="Symbol" w:hint="default"/>
+        <w:sz w:val="20"/>
+      </w:rPr>
+    </w:lvl>
+    <w:lvl w:ilvl="1" w:tentative="1">
+      <w:start w:val="1"/>
+      <w:numFmt w:val="bullet"/>
+      <w:lvlText w:val="o"/>
+      <w:lvlJc w:val="left"/>
+      <w:pPr>
+        <w:tabs>
+          <w:tab w:val="num" w:pos="1440"/>
+        </w:tabs>
+        <w:ind w:left="1440" w:hanging="360"/>
+      </w:pPr>
+      <w:rPr>
+        <w:rFonts w:ascii="Courier New" w:hAnsi="Courier New" w:hint="default"/>
+        <w:sz w:val="20"/>
+      </w:rPr>
+    </w:lvl>
+    <w:lvl w:ilvl="2" w:tentative="1">
+      <w:start w:val="1"/>
+      <w:numFmt w:val="bullet"/>
+      <w:lvlText w:val=""/>
+      <w:lvlJc w:val="left"/>
+      <w:pPr>
+        <w:tabs>
+          <w:tab w:val="num" w:pos="2160"/>
+        </w:tabs>
+        <w:ind w:left="2160" w:hanging="360"/>
+      </w:pPr>
+      <w:rPr>
+        <w:rFonts w:ascii="Wingdings" w:hAnsi="Wingdings" w:hint="default"/>
+        <w:sz w:val="20"/>
+      </w:rPr>
+    </w:lvl>
+    <w:lvl w:ilvl="3" w:tentative="1">
+      <w:start w:val="1"/>
+      <w:numFmt w:val="bullet"/>
+      <w:lvlText w:val=""/>
+      <w:lvlJc w:val="left"/>
+      <w:pPr>
+        <w:tabs>
+          <w:tab w:val="num" w:pos="2880"/>
+        </w:tabs>
+        <w:ind w:left="2880" w:hanging="360"/>
+      </w:pPr>
+      <w:rPr>
+        <w:rFonts w:ascii="Wingdings" w:hAnsi="Wingdings" w:hint="default"/>
+        <w:sz w:val="20"/>
+      </w:rPr>
+    </w:lvl>
+    <w:lvl w:ilvl="4" w:tentative="1">
+      <w:start w:val="1"/>
+      <w:numFmt w:val="bullet"/>
+      <w:lvlText w:val=""/>
+      <w:lvlJc w:val="left"/>
+      <w:pPr>
+        <w:tabs>
+          <w:tab w:val="num" w:pos="3600"/>
+        </w:tabs>
+        <w:ind w:left="3600" w:hanging="360"/>
+      </w:pPr>
+      <w:rPr>
+        <w:rFonts w:ascii="Wingdings" w:hAnsi="Wingdings" w:hint="default"/>
+        <w:sz w:val="20"/>
+      </w:rPr>
+    </w:lvl>
+    <w:lvl w:ilvl="5" w:tentative="1">
+      <w:start w:val="1"/>
+      <w:numFmt w:val="bullet"/>
+      <w:lvlText w:val=""/>
+      <w:lvlJc w:val="left"/>
+      <w:pPr>
+        <w:tabs>
+          <w:tab w:val="num" w:pos="4320"/>
+        </w:tabs>
+        <w:ind w:left="4320" w:hanging="360"/>
+      </w:pPr>
+      <w:rPr>
+        <w:rFonts w:ascii="Wingdings" w:hAnsi="Wingdings" w:hint="default"/>
+        <w:sz w:val="20"/>
+      </w:rPr>
+    </w:lvl>
+    <w:lvl w:ilvl="6" w:tentative="1">
+      <w:start w:val="1"/>
+      <w:numFmt w:val="bullet"/>
+      <w:lvlText w:val=""/>
+      <w:lvlJc w:val="left"/>
+      <w:pPr>
+        <w:tabs>
+          <w:tab w:val="num" w:pos="5040"/>
+        </w:tabs>
+        <w:ind w:left="5040" w:hanging="360"/>
+      </w:pPr>
+      <w:rPr>
+        <w:rFonts w:ascii="Wingdings" w:hAnsi="Wingdings" w:hint="default"/>
+        <w:sz w:val="20"/>
+      </w:rPr>
+    </w:lvl>
+    <w:lvl w:ilvl="7" w:tentative="1">
+      <w:start w:val="1"/>
+      <w:numFmt w:val="bullet"/>
+      <w:lvlText w:val=""/>
+      <w:lvlJc w:val="left"/>
+      <w:pPr>
+        <w:tabs>
+          <w:tab w:val="num" w:pos="5760"/>
+        </w:tabs>
+        <w:ind w:left="5760" w:hanging="360"/>
+      </w:pPr>
+      <w:rPr>
+        <w:rFonts w:ascii="Wingdings" w:hAnsi="Wingdings" w:hint="default"/>
+        <w:sz w:val="20"/>
+      </w:rPr>
+    </w:lvl>
+    <w:lvl w:ilvl="8" w:tentative="1">
+      <w:start w:val="1"/>
+      <w:numFmt w:val="bullet"/>
+      <w:lvlText w:val=""/>
+      <w:lvlJc w:val="left"/>
+      <w:pPr>
+        <w:tabs>
+          <w:tab w:val="num" w:pos="6480"/>
+        </w:tabs>
+        <w:ind w:left="6480" w:hanging="360"/>
+      </w:pPr>
+      <w:rPr>
+        <w:rFonts w:ascii="Wingdings" w:hAnsi="Wingdings" w:hint="default"/>
+        <w:sz w:val="20"/>
+      </w:rPr>
+    </w:lvl>
+  </w:abstractNum>
+  <w:abstractNum w:abstractNumId="7" w15:restartNumberingAfterBreak="0">
     <w:nsid w:val="3D680DB1"/>
     <w:multiLevelType w:val="multilevel"/>
     <w:tmpl w:val="D910C5C2"/>
@@ -1982,7 +1311,7 @@
       </w:rPr>
     </w:lvl>
   </w:abstractNum>
-  <w:abstractNum w:abstractNumId="2" w15:restartNumberingAfterBreak="0">
+  <w:abstractNum w:abstractNumId="8" w15:restartNumberingAfterBreak="0">
     <w:nsid w:val="3D9B2D5D"/>
     <w:multiLevelType w:val="multilevel"/>
     <w:tmpl w:val="E7C4FC22"/>
@@ -2131,7 +1460,156 @@
       </w:rPr>
     </w:lvl>
   </w:abstractNum>
-  <w:abstractNum w:abstractNumId="3" w15:restartNumberingAfterBreak="0">
+  <w:abstractNum w:abstractNumId="9" w15:restartNumberingAfterBreak="0">
+    <w:nsid w:val="3E13101E"/>
+    <w:multiLevelType w:val="multilevel"/>
+    <w:tmpl w:val="267A65F2"/>
+    <w:lvl w:ilvl="0">
+      <w:start w:val="1"/>
+      <w:numFmt w:val="bullet"/>
+      <w:lvlText w:val=""/>
+      <w:lvlJc w:val="left"/>
+      <w:pPr>
+        <w:tabs>
+          <w:tab w:val="num" w:pos="720"/>
+        </w:tabs>
+        <w:ind w:left="720" w:hanging="360"/>
+      </w:pPr>
+      <w:rPr>
+        <w:rFonts w:ascii="Symbol" w:hAnsi="Symbol" w:hint="default"/>
+        <w:sz w:val="20"/>
+      </w:rPr>
+    </w:lvl>
+    <w:lvl w:ilvl="1" w:tentative="1">
+      <w:start w:val="1"/>
+      <w:numFmt w:val="bullet"/>
+      <w:lvlText w:val="o"/>
+      <w:lvlJc w:val="left"/>
+      <w:pPr>
+        <w:tabs>
+          <w:tab w:val="num" w:pos="1440"/>
+        </w:tabs>
+        <w:ind w:left="1440" w:hanging="360"/>
+      </w:pPr>
+      <w:rPr>
+        <w:rFonts w:ascii="Courier New" w:hAnsi="Courier New" w:hint="default"/>
+        <w:sz w:val="20"/>
+      </w:rPr>
+    </w:lvl>
+    <w:lvl w:ilvl="2" w:tentative="1">
+      <w:start w:val="1"/>
+      <w:numFmt w:val="bullet"/>
+      <w:lvlText w:val=""/>
+      <w:lvlJc w:val="left"/>
+      <w:pPr>
+        <w:tabs>
+          <w:tab w:val="num" w:pos="2160"/>
+        </w:tabs>
+        <w:ind w:left="2160" w:hanging="360"/>
+      </w:pPr>
+      <w:rPr>
+        <w:rFonts w:ascii="Wingdings" w:hAnsi="Wingdings" w:hint="default"/>
+        <w:sz w:val="20"/>
+      </w:rPr>
+    </w:lvl>
+    <w:lvl w:ilvl="3" w:tentative="1">
+      <w:start w:val="1"/>
+      <w:numFmt w:val="bullet"/>
+      <w:lvlText w:val=""/>
+      <w:lvlJc w:val="left"/>
+      <w:pPr>
+        <w:tabs>
+          <w:tab w:val="num" w:pos="2880"/>
+        </w:tabs>
+        <w:ind w:left="2880" w:hanging="360"/>
+      </w:pPr>
+      <w:rPr>
+        <w:rFonts w:ascii="Wingdings" w:hAnsi="Wingdings" w:hint="default"/>
+        <w:sz w:val="20"/>
+      </w:rPr>
+    </w:lvl>
+    <w:lvl w:ilvl="4" w:tentative="1">
+      <w:start w:val="1"/>
+      <w:numFmt w:val="bullet"/>
+      <w:lvlText w:val=""/>
+      <w:lvlJc w:val="left"/>
+      <w:pPr>
+        <w:tabs>
+          <w:tab w:val="num" w:pos="3600"/>
+        </w:tabs>
+        <w:ind w:left="3600" w:hanging="360"/>
+      </w:pPr>
+      <w:rPr>
+        <w:rFonts w:ascii="Wingdings" w:hAnsi="Wingdings" w:hint="default"/>
+        <w:sz w:val="20"/>
+      </w:rPr>
+    </w:lvl>
+    <w:lvl w:ilvl="5" w:tentative="1">
+      <w:start w:val="1"/>
+      <w:numFmt w:val="bullet"/>
+      <w:lvlText w:val=""/>
+      <w:lvlJc w:val="left"/>
+      <w:pPr>
+        <w:tabs>
+          <w:tab w:val="num" w:pos="4320"/>
+        </w:tabs>
+        <w:ind w:left="4320" w:hanging="360"/>
+      </w:pPr>
+      <w:rPr>
+        <w:rFonts w:ascii="Wingdings" w:hAnsi="Wingdings" w:hint="default"/>
+        <w:sz w:val="20"/>
+      </w:rPr>
+    </w:lvl>
+    <w:lvl w:ilvl="6" w:tentative="1">
+      <w:start w:val="1"/>
+      <w:numFmt w:val="bullet"/>
+      <w:lvlText w:val=""/>
+      <w:lvlJc w:val="left"/>
+      <w:pPr>
+        <w:tabs>
+          <w:tab w:val="num" w:pos="5040"/>
+        </w:tabs>
+        <w:ind w:left="5040" w:hanging="360"/>
+      </w:pPr>
+      <w:rPr>
+        <w:rFonts w:ascii="Wingdings" w:hAnsi="Wingdings" w:hint="default"/>
+        <w:sz w:val="20"/>
+      </w:rPr>
+    </w:lvl>
+    <w:lvl w:ilvl="7" w:tentative="1">
+      <w:start w:val="1"/>
+      <w:numFmt w:val="bullet"/>
+      <w:lvlText w:val=""/>
+      <w:lvlJc w:val="left"/>
+      <w:pPr>
+        <w:tabs>
+          <w:tab w:val="num" w:pos="5760"/>
+        </w:tabs>
+        <w:ind w:left="5760" w:hanging="360"/>
+      </w:pPr>
+      <w:rPr>
+        <w:rFonts w:ascii="Wingdings" w:hAnsi="Wingdings" w:hint="default"/>
+        <w:sz w:val="20"/>
+      </w:rPr>
+    </w:lvl>
+    <w:lvl w:ilvl="8" w:tentative="1">
+      <w:start w:val="1"/>
+      <w:numFmt w:val="bullet"/>
+      <w:lvlText w:val=""/>
+      <w:lvlJc w:val="left"/>
+      <w:pPr>
+        <w:tabs>
+          <w:tab w:val="num" w:pos="6480"/>
+        </w:tabs>
+        <w:ind w:left="6480" w:hanging="360"/>
+      </w:pPr>
+      <w:rPr>
+        <w:rFonts w:ascii="Wingdings" w:hAnsi="Wingdings" w:hint="default"/>
+        <w:sz w:val="20"/>
+      </w:rPr>
+    </w:lvl>
+  </w:abstractNum>
+  <w:abstractNum w:abstractNumId="10" w15:restartNumberingAfterBreak="0">
     <w:nsid w:val="41953C96"/>
     <w:multiLevelType w:val="multilevel"/>
     <w:tmpl w:val="F9F60C60"/>
@@ -2244,7 +1722,7 @@
       </w:pPr>
     </w:lvl>
   </w:abstractNum>
-  <w:abstractNum w:abstractNumId="4" w15:restartNumberingAfterBreak="0">
+  <w:abstractNum w:abstractNumId="11" w15:restartNumberingAfterBreak="0">
     <w:nsid w:val="42864A71"/>
     <w:multiLevelType w:val="multilevel"/>
     <w:tmpl w:val="22FCA5CA"/>
@@ -2393,7 +1871,7 @@
       </w:rPr>
     </w:lvl>
   </w:abstractNum>
-  <w:abstractNum w:abstractNumId="5" w15:restartNumberingAfterBreak="0">
+  <w:abstractNum w:abstractNumId="12" w15:restartNumberingAfterBreak="0">
     <w:nsid w:val="45173E3F"/>
     <w:multiLevelType w:val="multilevel"/>
     <w:tmpl w:val="551449A0"/>
@@ -2506,7 +1984,120 @@
       </w:pPr>
     </w:lvl>
   </w:abstractNum>
-  <w:abstractNum w:abstractNumId="6" w15:restartNumberingAfterBreak="0">
+  <w:abstractNum w:abstractNumId="13" w15:restartNumberingAfterBreak="0">
+    <w:nsid w:val="4704150F"/>
+    <w:multiLevelType w:val="multilevel"/>
+    <w:tmpl w:val="1E506A94"/>
+    <w:lvl w:ilvl="0">
+      <w:start w:val="1"/>
+      <w:numFmt w:val="decimal"/>
+      <w:lvlText w:val="%1."/>
+      <w:lvlJc w:val="left"/>
+      <w:pPr>
+        <w:tabs>
+          <w:tab w:val="num" w:pos="720"/>
+        </w:tabs>
+        <w:ind w:left="720" w:hanging="360"/>
+      </w:pPr>
+    </w:lvl>
+    <w:lvl w:ilvl="1" w:tentative="1">
+      <w:start w:val="1"/>
+      <w:numFmt w:val="decimal"/>
+      <w:lvlText w:val="%2."/>
+      <w:lvlJc w:val="left"/>
+      <w:pPr>
+        <w:tabs>
+          <w:tab w:val="num" w:pos="1440"/>
+        </w:tabs>
+        <w:ind w:left="1440" w:hanging="360"/>
+      </w:pPr>
+    </w:lvl>
+    <w:lvl w:ilvl="2" w:tentative="1">
+      <w:start w:val="1"/>
+      <w:numFmt w:val="decimal"/>
+      <w:lvlText w:val="%3."/>
+      <w:lvlJc w:val="left"/>
+      <w:pPr>
+        <w:tabs>
+          <w:tab w:val="num" w:pos="2160"/>
+        </w:tabs>
+        <w:ind w:left="2160" w:hanging="360"/>
+      </w:pPr>
+    </w:lvl>
+    <w:lvl w:ilvl="3" w:tentative="1">
+      <w:start w:val="1"/>
+      <w:numFmt w:val="decimal"/>
+      <w:lvlText w:val="%4."/>
+      <w:lvlJc w:val="left"/>
+      <w:pPr>
+        <w:tabs>
+          <w:tab w:val="num" w:pos="2880"/>
+        </w:tabs>
+        <w:ind w:left="2880" w:hanging="360"/>
+      </w:pPr>
+    </w:lvl>
+    <w:lvl w:ilvl="4" w:tentative="1">
+      <w:start w:val="1"/>
+      <w:numFmt w:val="decimal"/>
+      <w:lvlText w:val="%5."/>
+      <w:lvlJc w:val="left"/>
+      <w:pPr>
+        <w:tabs>
+          <w:tab w:val="num" w:pos="3600"/>
+        </w:tabs>
+        <w:ind w:left="3600" w:hanging="360"/>
+      </w:pPr>
+    </w:lvl>
+    <w:lvl w:ilvl="5" w:tentative="1">
+      <w:start w:val="1"/>
+      <w:numFmt w:val="decimal"/>
+      <w:lvlText w:val="%6."/>
+      <w:lvlJc w:val="left"/>
+      <w:pPr>
+        <w:tabs>
+          <w:tab w:val="num" w:pos="4320"/>
+        </w:tabs>
+        <w:ind w:left="4320" w:hanging="360"/>
+      </w:pPr>
+    </w:lvl>
+    <w:lvl w:ilvl="6" w:tentative="1">
+      <w:start w:val="1"/>
+      <w:numFmt w:val="decimal"/>
+      <w:lvlText w:val="%7."/>
+      <w:lvlJc w:val="left"/>
+      <w:pPr>
+        <w:tabs>
+          <w:tab w:val="num" w:pos="5040"/>
+        </w:tabs>
+        <w:ind w:left="5040" w:hanging="360"/>
+      </w:pPr>
+    </w:lvl>
+    <w:lvl w:ilvl="7" w:tentative="1">
+      <w:start w:val="1"/>
+      <w:numFmt w:val="decimal"/>
+      <w:lvlText w:val="%8."/>
+      <w:lvlJc w:val="left"/>
+      <w:pPr>
+        <w:tabs>
+          <w:tab w:val="num" w:pos="5760"/>
+        </w:tabs>
+        <w:ind w:left="5760" w:hanging="360"/>
+      </w:pPr>
+    </w:lvl>
+    <w:lvl w:ilvl="8" w:tentative="1">
+      <w:start w:val="1"/>
+      <w:numFmt w:val="decimal"/>
+      <w:lvlText w:val="%9."/>
+      <w:lvlJc w:val="left"/>
+      <w:pPr>
+        <w:tabs>
+          <w:tab w:val="num" w:pos="6480"/>
+        </w:tabs>
+        <w:ind w:left="6480" w:hanging="360"/>
+      </w:pPr>
+    </w:lvl>
+  </w:abstractNum>
+  <w:abstractNum w:abstractNumId="14" w15:restartNumberingAfterBreak="0">
     <w:nsid w:val="4D8F1A00"/>
     <w:multiLevelType w:val="multilevel"/>
     <w:tmpl w:val="4CD4D6E6"/>
@@ -2655,7 +2246,7 @@
       </w:rPr>
     </w:lvl>
   </w:abstractNum>
-  <w:abstractNum w:abstractNumId="7" w15:restartNumberingAfterBreak="0">
+  <w:abstractNum w:abstractNumId="15" w15:restartNumberingAfterBreak="0">
     <w:nsid w:val="4DB14B95"/>
     <w:multiLevelType w:val="multilevel"/>
     <w:tmpl w:val="B2367182"/>
@@ -2804,7 +2395,120 @@
       </w:rPr>
     </w:lvl>
   </w:abstractNum>
-  <w:abstractNum w:abstractNumId="8" w15:restartNumberingAfterBreak="0">
+  <w:abstractNum w:abstractNumId="16" w15:restartNumberingAfterBreak="0">
+    <w:nsid w:val="505C11E8"/>
+    <w:multiLevelType w:val="multilevel"/>
+    <w:tmpl w:val="3808FD08"/>
+    <w:lvl w:ilvl="0">
+      <w:start w:val="1"/>
+      <w:numFmt w:val="decimal"/>
+      <w:lvlText w:val="%1."/>
+      <w:lvlJc w:val="left"/>
+      <w:pPr>
+        <w:tabs>
+          <w:tab w:val="num" w:pos="720"/>
+        </w:tabs>
+        <w:ind w:left="720" w:hanging="360"/>
+      </w:pPr>
+    </w:lvl>
+    <w:lvl w:ilvl="1" w:tentative="1">
+      <w:start w:val="1"/>
+      <w:numFmt w:val="decimal"/>
+      <w:lvlText w:val="%2."/>
+      <w:lvlJc w:val="left"/>
+      <w:pPr>
+        <w:tabs>
+          <w:tab w:val="num" w:pos="1440"/>
+        </w:tabs>
+        <w:ind w:left="1440" w:hanging="360"/>
+      </w:pPr>
+    </w:lvl>
+    <w:lvl w:ilvl="2" w:tentative="1">
+      <w:start w:val="1"/>
+      <w:numFmt w:val="decimal"/>
+      <w:lvlText w:val="%3."/>
+      <w:lvlJc w:val="left"/>
+      <w:pPr>
+        <w:tabs>
+          <w:tab w:val="num" w:pos="2160"/>
+        </w:tabs>
+        <w:ind w:left="2160" w:hanging="360"/>
+      </w:pPr>
+    </w:lvl>
+    <w:lvl w:ilvl="3" w:tentative="1">
+      <w:start w:val="1"/>
+      <w:numFmt w:val="decimal"/>
+      <w:lvlText w:val="%4."/>
+      <w:lvlJc w:val="left"/>
+      <w:pPr>
+        <w:tabs>
+          <w:tab w:val="num" w:pos="2880"/>
+        </w:tabs>
+        <w:ind w:left="2880" w:hanging="360"/>
+      </w:pPr>
+    </w:lvl>
+    <w:lvl w:ilvl="4" w:tentative="1">
+      <w:start w:val="1"/>
+      <w:numFmt w:val="decimal"/>
+      <w:lvlText w:val="%5."/>
+      <w:lvlJc w:val="left"/>
+      <w:pPr>
+        <w:tabs>
+          <w:tab w:val="num" w:pos="3600"/>
+        </w:tabs>
+        <w:ind w:left="3600" w:hanging="360"/>
+      </w:pPr>
+    </w:lvl>
+    <w:lvl w:ilvl="5" w:tentative="1">
+      <w:start w:val="1"/>
+      <w:numFmt w:val="decimal"/>
+      <w:lvlText w:val="%6."/>
+      <w:lvlJc w:val="left"/>
+      <w:pPr>
+        <w:tabs>
+          <w:tab w:val="num" w:pos="4320"/>
+        </w:tabs>
+        <w:ind w:left="4320" w:hanging="360"/>
+      </w:pPr>
+    </w:lvl>
+    <w:lvl w:ilvl="6" w:tentative="1">
+      <w:start w:val="1"/>
+      <w:numFmt w:val="decimal"/>
+      <w:lvlText w:val="%7."/>
+      <w:lvlJc w:val="left"/>
+      <w:pPr>
+        <w:tabs>
+          <w:tab w:val="num" w:pos="5040"/>
+        </w:tabs>
+        <w:ind w:left="5040" w:hanging="360"/>
+      </w:pPr>
+    </w:lvl>
+    <w:lvl w:ilvl="7" w:tentative="1">
+      <w:start w:val="1"/>
+      <w:numFmt w:val="decimal"/>
+      <w:lvlText w:val="%8."/>
+      <w:lvlJc w:val="left"/>
+      <w:pPr>
+        <w:tabs>
+          <w:tab w:val="num" w:pos="5760"/>
+        </w:tabs>
+        <w:ind w:left="5760" w:hanging="360"/>
+      </w:pPr>
+    </w:lvl>
+    <w:lvl w:ilvl="8" w:tentative="1">
+      <w:start w:val="1"/>
+      <w:numFmt w:val="decimal"/>
+      <w:lvlText w:val="%9."/>
+      <w:lvlJc w:val="left"/>
+      <w:pPr>
+        <w:tabs>
+          <w:tab w:val="num" w:pos="6480"/>
+        </w:tabs>
+        <w:ind w:left="6480" w:hanging="360"/>
+      </w:pPr>
+    </w:lvl>
+  </w:abstractNum>
+  <w:abstractNum w:abstractNumId="17" w15:restartNumberingAfterBreak="0">
     <w:nsid w:val="51CD7198"/>
     <w:multiLevelType w:val="multilevel"/>
     <w:tmpl w:val="2BEC6FBC"/>
@@ -2953,7 +2657,454 @@
       </w:rPr>
     </w:lvl>
   </w:abstractNum>
-  <w:abstractNum w:abstractNumId="9" w15:restartNumberingAfterBreak="0">
+  <w:abstractNum w:abstractNumId="18" w15:restartNumberingAfterBreak="0">
+    <w:nsid w:val="54143BEF"/>
+    <w:multiLevelType w:val="multilevel"/>
+    <w:tmpl w:val="E7B479D0"/>
+    <w:lvl w:ilvl="0">
+      <w:start w:val="1"/>
+      <w:numFmt w:val="bullet"/>
+      <w:lvlText w:val=""/>
+      <w:lvlJc w:val="left"/>
+      <w:pPr>
+        <w:tabs>
+          <w:tab w:val="num" w:pos="720"/>
+        </w:tabs>
+        <w:ind w:left="720" w:hanging="360"/>
+      </w:pPr>
+      <w:rPr>
+        <w:rFonts w:ascii="Symbol" w:hAnsi="Symbol" w:hint="default"/>
+        <w:sz w:val="20"/>
+      </w:rPr>
+    </w:lvl>
+    <w:lvl w:ilvl="1" w:tentative="1">
+      <w:start w:val="1"/>
+      <w:numFmt w:val="bullet"/>
+      <w:lvlText w:val="o"/>
+      <w:lvlJc w:val="left"/>
+      <w:pPr>
+        <w:tabs>
+          <w:tab w:val="num" w:pos="1440"/>
+        </w:tabs>
+        <w:ind w:left="1440" w:hanging="360"/>
+      </w:pPr>
+      <w:rPr>
+        <w:rFonts w:ascii="Courier New" w:hAnsi="Courier New" w:hint="default"/>
+        <w:sz w:val="20"/>
+      </w:rPr>
+    </w:lvl>
+    <w:lvl w:ilvl="2" w:tentative="1">
+      <w:start w:val="1"/>
+      <w:numFmt w:val="bullet"/>
+      <w:lvlText w:val=""/>
+      <w:lvlJc w:val="left"/>
+      <w:pPr>
+        <w:tabs>
+          <w:tab w:val="num" w:pos="2160"/>
+        </w:tabs>
+        <w:ind w:left="2160" w:hanging="360"/>
+      </w:pPr>
+      <w:rPr>
+        <w:rFonts w:ascii="Wingdings" w:hAnsi="Wingdings" w:hint="default"/>
+        <w:sz w:val="20"/>
+      </w:rPr>
+    </w:lvl>
+    <w:lvl w:ilvl="3" w:tentative="1">
+      <w:start w:val="1"/>
+      <w:numFmt w:val="bullet"/>
+      <w:lvlText w:val=""/>
+      <w:lvlJc w:val="left"/>
+      <w:pPr>
+        <w:tabs>
+          <w:tab w:val="num" w:pos="2880"/>
+        </w:tabs>
+        <w:ind w:left="2880" w:hanging="360"/>
+      </w:pPr>
+      <w:rPr>
+        <w:rFonts w:ascii="Wingdings" w:hAnsi="Wingdings" w:hint="default"/>
+        <w:sz w:val="20"/>
+      </w:rPr>
+    </w:lvl>
+    <w:lvl w:ilvl="4" w:tentative="1">
+      <w:start w:val="1"/>
+      <w:numFmt w:val="bullet"/>
+      <w:lvlText w:val=""/>
+      <w:lvlJc w:val="left"/>
+      <w:pPr>
+        <w:tabs>
+          <w:tab w:val="num" w:pos="3600"/>
+        </w:tabs>
+        <w:ind w:left="3600" w:hanging="360"/>
+      </w:pPr>
+      <w:rPr>
+        <w:rFonts w:ascii="Wingdings" w:hAnsi="Wingdings" w:hint="default"/>
+        <w:sz w:val="20"/>
+      </w:rPr>
+    </w:lvl>
+    <w:lvl w:ilvl="5" w:tentative="1">
+      <w:start w:val="1"/>
+      <w:numFmt w:val="bullet"/>
+      <w:lvlText w:val=""/>
+      <w:lvlJc w:val="left"/>
+      <w:pPr>
+        <w:tabs>
+          <w:tab w:val="num" w:pos="4320"/>
+        </w:tabs>
+        <w:ind w:left="4320" w:hanging="360"/>
+      </w:pPr>
+      <w:rPr>
+        <w:rFonts w:ascii="Wingdings" w:hAnsi="Wingdings" w:hint="default"/>
+        <w:sz w:val="20"/>
+      </w:rPr>
+    </w:lvl>
+    <w:lvl w:ilvl="6" w:tentative="1">
+      <w:start w:val="1"/>
+      <w:numFmt w:val="bullet"/>
+      <w:lvlText w:val=""/>
+      <w:lvlJc w:val="left"/>
+      <w:pPr>
+        <w:tabs>
+          <w:tab w:val="num" w:pos="5040"/>
+        </w:tabs>
+        <w:ind w:left="5040" w:hanging="360"/>
+      </w:pPr>
+      <w:rPr>
+        <w:rFonts w:ascii="Wingdings" w:hAnsi="Wingdings" w:hint="default"/>
+        <w:sz w:val="20"/>
+      </w:rPr>
+    </w:lvl>
+    <w:lvl w:ilvl="7" w:tentative="1">
+      <w:start w:val="1"/>
+      <w:numFmt w:val="bullet"/>
+      <w:lvlText w:val=""/>
+      <w:lvlJc w:val="left"/>
+      <w:pPr>
+        <w:tabs>
+          <w:tab w:val="num" w:pos="5760"/>
+        </w:tabs>
+        <w:ind w:left="5760" w:hanging="360"/>
+      </w:pPr>
+      <w:rPr>
+        <w:rFonts w:ascii="Wingdings" w:hAnsi="Wingdings" w:hint="default"/>
+        <w:sz w:val="20"/>
+      </w:rPr>
+    </w:lvl>
+    <w:lvl w:ilvl="8" w:tentative="1">
+      <w:start w:val="1"/>
+      <w:numFmt w:val="bullet"/>
+      <w:lvlText w:val=""/>
+      <w:lvlJc w:val="left"/>
+      <w:pPr>
+        <w:tabs>
+          <w:tab w:val="num" w:pos="6480"/>
+        </w:tabs>
+        <w:ind w:left="6480" w:hanging="360"/>
+      </w:pPr>
+      <w:rPr>
+        <w:rFonts w:ascii="Wingdings" w:hAnsi="Wingdings" w:hint="default"/>
+        <w:sz w:val="20"/>
+      </w:rPr>
+    </w:lvl>
+  </w:abstractNum>
+  <w:abstractNum w:abstractNumId="19" w15:restartNumberingAfterBreak="0">
+    <w:nsid w:val="589F278E"/>
+    <w:multiLevelType w:val="multilevel"/>
+    <w:tmpl w:val="4CEEC74E"/>
+    <w:lvl w:ilvl="0">
+      <w:start w:val="1"/>
+      <w:numFmt w:val="bullet"/>
+      <w:lvlText w:val=""/>
+      <w:lvlJc w:val="left"/>
+      <w:pPr>
+        <w:tabs>
+          <w:tab w:val="num" w:pos="720"/>
+        </w:tabs>
+        <w:ind w:left="720" w:hanging="360"/>
+      </w:pPr>
+      <w:rPr>
+        <w:rFonts w:ascii="Symbol" w:hAnsi="Symbol" w:hint="default"/>
+        <w:sz w:val="20"/>
+      </w:rPr>
+    </w:lvl>
+    <w:lvl w:ilvl="1" w:tentative="1">
+      <w:start w:val="1"/>
+      <w:numFmt w:val="bullet"/>
+      <w:lvlText w:val="o"/>
+      <w:lvlJc w:val="left"/>
+      <w:pPr>
+        <w:tabs>
+          <w:tab w:val="num" w:pos="1440"/>
+        </w:tabs>
+        <w:ind w:left="1440" w:hanging="360"/>
+      </w:pPr>
+      <w:rPr>
+        <w:rFonts w:ascii="Courier New" w:hAnsi="Courier New" w:hint="default"/>
+        <w:sz w:val="20"/>
+      </w:rPr>
+    </w:lvl>
+    <w:lvl w:ilvl="2" w:tentative="1">
+      <w:start w:val="1"/>
+      <w:numFmt w:val="bullet"/>
+      <w:lvlText w:val=""/>
+      <w:lvlJc w:val="left"/>
+      <w:pPr>
+        <w:tabs>
+          <w:tab w:val="num" w:pos="2160"/>
+        </w:tabs>
+        <w:ind w:left="2160" w:hanging="360"/>
+      </w:pPr>
+      <w:rPr>
+        <w:rFonts w:ascii="Wingdings" w:hAnsi="Wingdings" w:hint="default"/>
+        <w:sz w:val="20"/>
+      </w:rPr>
+    </w:lvl>
+    <w:lvl w:ilvl="3" w:tentative="1">
+      <w:start w:val="1"/>
+      <w:numFmt w:val="bullet"/>
+      <w:lvlText w:val=""/>
+      <w:lvlJc w:val="left"/>
+      <w:pPr>
+        <w:tabs>
+          <w:tab w:val="num" w:pos="2880"/>
+        </w:tabs>
+        <w:ind w:left="2880" w:hanging="360"/>
+      </w:pPr>
+      <w:rPr>
+        <w:rFonts w:ascii="Wingdings" w:hAnsi="Wingdings" w:hint="default"/>
+        <w:sz w:val="20"/>
+      </w:rPr>
+    </w:lvl>
+    <w:lvl w:ilvl="4" w:tentative="1">
+      <w:start w:val="1"/>
+      <w:numFmt w:val="bullet"/>
+      <w:lvlText w:val=""/>
+      <w:lvlJc w:val="left"/>
+      <w:pPr>
+        <w:tabs>
+          <w:tab w:val="num" w:pos="3600"/>
+        </w:tabs>
+        <w:ind w:left="3600" w:hanging="360"/>
+      </w:pPr>
+      <w:rPr>
+        <w:rFonts w:ascii="Wingdings" w:hAnsi="Wingdings" w:hint="default"/>
+        <w:sz w:val="20"/>
+      </w:rPr>
+    </w:lvl>
+    <w:lvl w:ilvl="5" w:tentative="1">
+      <w:start w:val="1"/>
+      <w:numFmt w:val="bullet"/>
+      <w:lvlText w:val=""/>
+      <w:lvlJc w:val="left"/>
+      <w:pPr>
+        <w:tabs>
+          <w:tab w:val="num" w:pos="4320"/>
+        </w:tabs>
+        <w:ind w:left="4320" w:hanging="360"/>
+      </w:pPr>
+      <w:rPr>
+        <w:rFonts w:ascii="Wingdings" w:hAnsi="Wingdings" w:hint="default"/>
+        <w:sz w:val="20"/>
+      </w:rPr>
+    </w:lvl>
+    <w:lvl w:ilvl="6" w:tentative="1">
+      <w:start w:val="1"/>
+      <w:numFmt w:val="bullet"/>
+      <w:lvlText w:val=""/>
+      <w:lvlJc w:val="left"/>
+      <w:pPr>
+        <w:tabs>
+          <w:tab w:val="num" w:pos="5040"/>
+        </w:tabs>
+        <w:ind w:left="5040" w:hanging="360"/>
+      </w:pPr>
+      <w:rPr>
+        <w:rFonts w:ascii="Wingdings" w:hAnsi="Wingdings" w:hint="default"/>
+        <w:sz w:val="20"/>
+      </w:rPr>
+    </w:lvl>
+    <w:lvl w:ilvl="7" w:tentative="1">
+      <w:start w:val="1"/>
+      <w:numFmt w:val="bullet"/>
+      <w:lvlText w:val=""/>
+      <w:lvlJc w:val="left"/>
+      <w:pPr>
+        <w:tabs>
+          <w:tab w:val="num" w:pos="5760"/>
+        </w:tabs>
+        <w:ind w:left="5760" w:hanging="360"/>
+      </w:pPr>
+      <w:rPr>
+        <w:rFonts w:ascii="Wingdings" w:hAnsi="Wingdings" w:hint="default"/>
+        <w:sz w:val="20"/>
+      </w:rPr>
+    </w:lvl>
+    <w:lvl w:ilvl="8" w:tentative="1">
+      <w:start w:val="1"/>
+      <w:numFmt w:val="bullet"/>
+      <w:lvlText w:val=""/>
+      <w:lvlJc w:val="left"/>
+      <w:pPr>
+        <w:tabs>
+          <w:tab w:val="num" w:pos="6480"/>
+        </w:tabs>
+        <w:ind w:left="6480" w:hanging="360"/>
+      </w:pPr>
+      <w:rPr>
+        <w:rFonts w:ascii="Wingdings" w:hAnsi="Wingdings" w:hint="default"/>
+        <w:sz w:val="20"/>
+      </w:rPr>
+    </w:lvl>
+  </w:abstractNum>
+  <w:abstractNum w:abstractNumId="20" w15:restartNumberingAfterBreak="0">
+    <w:nsid w:val="5E245241"/>
+    <w:multiLevelType w:val="multilevel"/>
+    <w:tmpl w:val="94B09BF8"/>
+    <w:lvl w:ilvl="0">
+      <w:start w:val="1"/>
+      <w:numFmt w:val="bullet"/>
+      <w:lvlText w:val=""/>
+      <w:lvlJc w:val="left"/>
+      <w:pPr>
+        <w:tabs>
+          <w:tab w:val="num" w:pos="720"/>
+        </w:tabs>
+        <w:ind w:left="720" w:hanging="360"/>
+      </w:pPr>
+      <w:rPr>
+        <w:rFonts w:ascii="Symbol" w:hAnsi="Symbol" w:hint="default"/>
+        <w:sz w:val="20"/>
+      </w:rPr>
+    </w:lvl>
+    <w:lvl w:ilvl="1" w:tentative="1">
+      <w:start w:val="1"/>
+      <w:numFmt w:val="bullet"/>
+      <w:lvlText w:val="o"/>
+      <w:lvlJc w:val="left"/>
+      <w:pPr>
+        <w:tabs>
+          <w:tab w:val="num" w:pos="1440"/>
+        </w:tabs>
+        <w:ind w:left="1440" w:hanging="360"/>
+      </w:pPr>
+      <w:rPr>
+        <w:rFonts w:ascii="Courier New" w:hAnsi="Courier New" w:hint="default"/>
+        <w:sz w:val="20"/>
+      </w:rPr>
+    </w:lvl>
+    <w:lvl w:ilvl="2" w:tentative="1">
+      <w:start w:val="1"/>
+      <w:numFmt w:val="bullet"/>
+      <w:lvlText w:val=""/>
+      <w:lvlJc w:val="left"/>
+      <w:pPr>
+        <w:tabs>
+          <w:tab w:val="num" w:pos="2160"/>
+        </w:tabs>
+        <w:ind w:left="2160" w:hanging="360"/>
+      </w:pPr>
+      <w:rPr>
+        <w:rFonts w:ascii="Wingdings" w:hAnsi="Wingdings" w:hint="default"/>
+        <w:sz w:val="20"/>
+      </w:rPr>
+    </w:lvl>
+    <w:lvl w:ilvl="3" w:tentative="1">
+      <w:start w:val="1"/>
+      <w:numFmt w:val="bullet"/>
+      <w:lvlText w:val=""/>
+      <w:lvlJc w:val="left"/>
+      <w:pPr>
+        <w:tabs>
+          <w:tab w:val="num" w:pos="2880"/>
+        </w:tabs>
+        <w:ind w:left="2880" w:hanging="360"/>
+      </w:pPr>
+      <w:rPr>
+        <w:rFonts w:ascii="Wingdings" w:hAnsi="Wingdings" w:hint="default"/>
+        <w:sz w:val="20"/>
+      </w:rPr>
+    </w:lvl>
+    <w:lvl w:ilvl="4" w:tentative="1">
+      <w:start w:val="1"/>
+      <w:numFmt w:val="bullet"/>
+      <w:lvlText w:val=""/>
+      <w:lvlJc w:val="left"/>
+      <w:pPr>
+        <w:tabs>
+          <w:tab w:val="num" w:pos="3600"/>
+        </w:tabs>
+        <w:ind w:left="3600" w:hanging="360"/>
+      </w:pPr>
+      <w:rPr>
+        <w:rFonts w:ascii="Wingdings" w:hAnsi="Wingdings" w:hint="default"/>
+        <w:sz w:val="20"/>
+      </w:rPr>
+    </w:lvl>
+    <w:lvl w:ilvl="5" w:tentative="1">
+      <w:start w:val="1"/>
+      <w:numFmt w:val="bullet"/>
+      <w:lvlText w:val=""/>
+      <w:lvlJc w:val="left"/>
+      <w:pPr>
+        <w:tabs>
+          <w:tab w:val="num" w:pos="4320"/>
+        </w:tabs>
+        <w:ind w:left="4320" w:hanging="360"/>
+      </w:pPr>
+      <w:rPr>
+        <w:rFonts w:ascii="Wingdings" w:hAnsi="Wingdings" w:hint="default"/>
+        <w:sz w:val="20"/>
+      </w:rPr>
+    </w:lvl>
+    <w:lvl w:ilvl="6" w:tentative="1">
+      <w:start w:val="1"/>
+      <w:numFmt w:val="bullet"/>
+      <w:lvlText w:val=""/>
+      <w:lvlJc w:val="left"/>
+      <w:pPr>
+        <w:tabs>
+          <w:tab w:val="num" w:pos="5040"/>
+        </w:tabs>
+        <w:ind w:left="5040" w:hanging="360"/>
+      </w:pPr>
+      <w:rPr>
+        <w:rFonts w:ascii="Wingdings" w:hAnsi="Wingdings" w:hint="default"/>
+        <w:sz w:val="20"/>
+      </w:rPr>
+    </w:lvl>
+    <w:lvl w:ilvl="7" w:tentative="1">
+      <w:start w:val="1"/>
+      <w:numFmt w:val="bullet"/>
+      <w:lvlText w:val=""/>
+      <w:lvlJc w:val="left"/>
+      <w:pPr>
+        <w:tabs>
+          <w:tab w:val="num" w:pos="5760"/>
+        </w:tabs>
+        <w:ind w:left="5760" w:hanging="360"/>
+      </w:pPr>
+      <w:rPr>
+        <w:rFonts w:ascii="Wingdings" w:hAnsi="Wingdings" w:hint="default"/>
+        <w:sz w:val="20"/>
+      </w:rPr>
+    </w:lvl>
+    <w:lvl w:ilvl="8" w:tentative="1">
+      <w:start w:val="1"/>
+      <w:numFmt w:val="bullet"/>
+      <w:lvlText w:val=""/>
+      <w:lvlJc w:val="left"/>
+      <w:pPr>
+        <w:tabs>
+          <w:tab w:val="num" w:pos="6480"/>
+        </w:tabs>
+        <w:ind w:left="6480" w:hanging="360"/>
+      </w:pPr>
+      <w:rPr>
+        <w:rFonts w:ascii="Wingdings" w:hAnsi="Wingdings" w:hint="default"/>
+        <w:sz w:val="20"/>
+      </w:rPr>
+    </w:lvl>
+  </w:abstractNum>
+  <w:abstractNum w:abstractNumId="21" w15:restartNumberingAfterBreak="0">
     <w:nsid w:val="646F38CB"/>
     <w:multiLevelType w:val="multilevel"/>
     <w:tmpl w:val="1CBA8ADC"/>
@@ -3102,7 +3253,7 @@
       </w:rPr>
     </w:lvl>
   </w:abstractNum>
-  <w:abstractNum w:abstractNumId="10" w15:restartNumberingAfterBreak="0">
+  <w:abstractNum w:abstractNumId="22" w15:restartNumberingAfterBreak="0">
     <w:nsid w:val="66993CA4"/>
     <w:multiLevelType w:val="multilevel"/>
     <w:tmpl w:val="655259BE"/>
@@ -3252,37 +3403,73 @@
     </w:lvl>
   </w:abstractNum>
   <w:num w:numId="1" w16cid:durableId="1738748565">
-    <w:abstractNumId w:val="4"/>
+    <w:abstractNumId w:val="11"/>
   </w:num>
   <w:num w:numId="2" w16cid:durableId="71313899">
-    <w:abstractNumId w:val="3"/>
+    <w:abstractNumId w:val="10"/>
   </w:num>
   <w:num w:numId="3" w16cid:durableId="184757259">
-    <w:abstractNumId w:val="8"/>
+    <w:abstractNumId w:val="17"/>
   </w:num>
   <w:num w:numId="4" w16cid:durableId="1087338533">
-    <w:abstractNumId w:val="9"/>
+    <w:abstractNumId w:val="21"/>
   </w:num>
   <w:num w:numId="5" w16cid:durableId="1824927928">
     <w:abstractNumId w:val="0"/>
   </w:num>
   <w:num w:numId="6" w16cid:durableId="2021659566">
+    <w:abstractNumId w:val="15"/>
+  </w:num>
+  <w:num w:numId="7" w16cid:durableId="449862543">
+    <w:abstractNumId w:val="8"/>
+  </w:num>
+  <w:num w:numId="8" w16cid:durableId="1852446883">
+    <w:abstractNumId w:val="12"/>
+  </w:num>
+  <w:num w:numId="9" w16cid:durableId="367338719">
+    <w:abstractNumId w:val="22"/>
+  </w:num>
+  <w:num w:numId="10" w16cid:durableId="753668919">
     <w:abstractNumId w:val="7"/>
   </w:num>
-  <w:num w:numId="7" w16cid:durableId="449862543">
-    <w:abstractNumId w:val="2"/>
+  <w:num w:numId="11" w16cid:durableId="1733499902">
+    <w:abstractNumId w:val="14"/>
   </w:num>
-  <w:num w:numId="8" w16cid:durableId="1852446883">
+  <w:num w:numId="12" w16cid:durableId="71390044">
+    <w:abstractNumId w:val="1"/>
+  </w:num>
+  <w:num w:numId="13" w16cid:durableId="1176922561">
+    <w:abstractNumId w:val="9"/>
+  </w:num>
+  <w:num w:numId="14" w16cid:durableId="1544244760">
+    <w:abstractNumId w:val="19"/>
+  </w:num>
+  <w:num w:numId="15" w16cid:durableId="471286909">
+    <w:abstractNumId w:val="13"/>
+  </w:num>
+  <w:num w:numId="16" w16cid:durableId="1502819594">
+    <w:abstractNumId w:val="16"/>
+  </w:num>
+  <w:num w:numId="17" w16cid:durableId="7997050">
+    <w:abstractNumId w:val="4"/>
+  </w:num>
+  <w:num w:numId="18" w16cid:durableId="871575055">
+    <w:abstractNumId w:val="3"/>
+  </w:num>
+  <w:num w:numId="19" w16cid:durableId="663555695">
+    <w:abstractNumId w:val="6"/>
+  </w:num>
+  <w:num w:numId="20" w16cid:durableId="267666974">
+    <w:abstractNumId w:val="20"/>
+  </w:num>
+  <w:num w:numId="21" w16cid:durableId="635795706">
     <w:abstractNumId w:val="5"/>
   </w:num>
-  <w:num w:numId="9" w16cid:durableId="367338719">
-    <w:abstractNumId w:val="10"/>
+  <w:num w:numId="22" w16cid:durableId="1582524626">
+    <w:abstractNumId w:val="18"/>
   </w:num>
-  <w:num w:numId="10" w16cid:durableId="753668919">
-    <w:abstractNumId w:val="1"/>
-  </w:num>
-  <w:num w:numId="11" w16cid:durableId="1733499902">
-    <w:abstractNumId w:val="6"/>
+  <w:num w:numId="23" w16cid:durableId="3216564">
+    <w:abstractNumId w:val="2"/>
   </w:num>
 </w:numbering>
 </file>
